--- a/Signals/html_Lectures/notes/Lecture 20 Notes.docx
+++ b/Signals/html_Lectures/notes/Lecture 20 Notes.docx
@@ -285,7 +285,61 @@
           <w:sz w:val="22"/>
           <w:szCs w:val="22"/>
         </w:rPr>
+        <w:t xml:space="preserve">Notation first. x(t) is a signal with period T₀; ω₀ = 2π/T₀ is its fundamental (rad/s); X_k = (1/T₀)∫_{T₀} x(t)e^{−jkω₀t}dt is its k-th Fourier coefficient (k = 0, ±1, ±2, …). x*(t) is the complex conjugate (flip the sign of every j). Write x ↔ X for “x has coefficients X_k”.</w:t>
+      </w:r>
+    </w:p>
+    <w:p>
+      <w:pPr>
+        <w:pStyle w:val="ListParagraph"/>
+        <w:numPr>
+          <w:ilvl w:val="0"/>
+          <w:numId w:val="2"/>
+        </w:numPr>
+        <w:spacing w:after="80"/>
+      </w:pPr>
+      <w:r>
+        <w:rPr>
+          <w:rFonts w:ascii="Calibri" w:cs="Calibri" w:eastAsia="Calibri" w:hAnsi="Calibri"/>
+          <w:sz w:val="22"/>
+          <w:szCs w:val="22"/>
+        </w:rPr>
         <w:t xml:space="preserve">Prop 1: y = x* ⇒ Y_k = X*_{−k}. Prop 2: x real ⇒ X_{−k} = X*_k (conjugate-symmetric spectrum). Prop 3: y(t) = x(−t) ⇒ Y_k = X_{−k}.</w:t>
+      </w:r>
+    </w:p>
+    <w:p>
+      <w:pPr>
+        <w:pStyle w:val="ListParagraph"/>
+        <w:numPr>
+          <w:ilvl w:val="0"/>
+          <w:numId w:val="2"/>
+        </w:numPr>
+        <w:spacing w:after="80"/>
+      </w:pPr>
+      <w:r>
+        <w:rPr>
+          <w:rFonts w:ascii="Calibri" w:cs="Calibri" w:eastAsia="Calibri" w:hAnsi="Calibri"/>
+          <w:sz w:val="22"/>
+          <w:szCs w:val="22"/>
+        </w:rPr>
+        <w:t xml:space="preserve">Tiny example for all three. x(t) = e^{jω₀t}: X₁ = 1 and every other coefficient is 0. Conjugate: x*(t) = e^{−jω₀t}, so the single 1 now sits at k = −1: Y₋₁ = 1. Prop 1 predicts Y₋₁ = X*_{−(−1)} = X₁* = 1 ✓.</w:t>
+      </w:r>
+    </w:p>
+    <w:p>
+      <w:pPr>
+        <w:pStyle w:val="ListParagraph"/>
+        <w:numPr>
+          <w:ilvl w:val="0"/>
+          <w:numId w:val="2"/>
+        </w:numPr>
+        <w:spacing w:after="80"/>
+      </w:pPr>
+      <w:r>
+        <w:rPr>
+          <w:rFonts w:ascii="Calibri" w:cs="Calibri" w:eastAsia="Calibri" w:hAnsi="Calibri"/>
+          <w:sz w:val="22"/>
+          <w:szCs w:val="22"/>
+        </w:rPr>
+        <w:t xml:space="preserve">Reverse: x(−t) = e^{−jω₀t}, again the 1 at k = −1: Y₋₁ = 1. Prop 3 predicts Y₋₁ = X_{−(−1)} = X₁ = 1 ✓. Real example: cos ω₀t = ½e^{jω₀t} + ½e^{−jω₀t} has X₁ = X₋₁ = ½ = X₁* ✓ (Prop 2).</w:t>
       </w:r>
     </w:p>
     <w:p>
@@ -351,43 +405,205 @@
           <w:sz w:val="22"/>
           <w:szCs w:val="22"/>
         </w:rPr>
-        <w:t xml:space="preserve">Prop 1: Y_k = (1/T₀)∫ x*(t)e^{−jkω₀t}dt. Use (ab)* = a*b* and (e^{−jφ})* = e^{+jφ}: this equals [(1/T₀)∫ x(t)e^{+jkω₀t}dt]* = X*_{−k}, since X_{−k} has the exponent +jkω₀t.</w:t>
-      </w:r>
-    </w:p>
-    <w:p>
-      <w:pPr>
-        <w:pStyle w:val="ListParagraph"/>
-        <w:numPr>
-          <w:ilvl w:val="0"/>
-          <w:numId w:val="2"/>
-        </w:numPr>
-        <w:spacing w:after="80"/>
-      </w:pPr>
-      <w:r>
-        <w:rPr>
-          <w:rFonts w:ascii="Calibri" w:cs="Calibri" w:eastAsia="Calibri" w:hAnsi="Calibri"/>
-          <w:sz w:val="22"/>
-          <w:szCs w:val="22"/>
-        </w:rPr>
-        <w:t xml:space="preserve">Prop 2: x real means x* = x, so Y_k = X_k; Prop 1 then gives X_k = X*_{−k}.</w:t>
-      </w:r>
-    </w:p>
-    <w:p>
-      <w:pPr>
-        <w:pStyle w:val="ListParagraph"/>
-        <w:numPr>
-          <w:ilvl w:val="0"/>
-          <w:numId w:val="2"/>
-        </w:numPr>
-        <w:spacing w:after="80"/>
-      </w:pPr>
-      <w:r>
-        <w:rPr>
-          <w:rFonts w:ascii="Calibri" w:cs="Calibri" w:eastAsia="Calibri" w:hAnsi="Calibri"/>
-          <w:sz w:val="22"/>
-          <w:szCs w:val="22"/>
-        </w:rPr>
-        <w:t xml:space="preserve">Prop 3: put u = −t, dt = −du; the flipped limits absorb the minus sign and periodicity lets any length-T₀ interval be used: Y_k = (1/T₀)∫ x(u)e^{+jkω₀u}du = X_{−k}.</w:t>
+        <w:t xml:space="preserve">Setup on the board: x has period T₀, ω₀ = 2π/T₀, X_k = (1/T₀)∫_{T₀} x(t)e^{−jkω₀t}dt. ∫_{T₀} means integrate over any one full period.</w:t>
+      </w:r>
+    </w:p>
+    <w:p>
+      <w:pPr>
+        <w:pStyle w:val="ListParagraph"/>
+        <w:numPr>
+          <w:ilvl w:val="0"/>
+          <w:numId w:val="2"/>
+        </w:numPr>
+        <w:spacing w:after="80"/>
+      </w:pPr>
+      <w:r>
+        <w:rPr>
+          <w:rFonts w:ascii="Calibri" w:cs="Calibri" w:eastAsia="Calibri" w:hAnsi="Calibri"/>
+          <w:sz w:val="22"/>
+          <w:szCs w:val="22"/>
+        </w:rPr>
+        <w:t xml:space="preserve">Prop 1, Step 1 — write the coefficient of y = x*: Y_k = (1/T₀)∫ x*(t) e^{−jkω₀t} dt.</w:t>
+      </w:r>
+    </w:p>
+    <w:p>
+      <w:pPr>
+        <w:pStyle w:val="ListParagraph"/>
+        <w:numPr>
+          <w:ilvl w:val="0"/>
+          <w:numId w:val="2"/>
+        </w:numPr>
+        <w:spacing w:after="80"/>
+      </w:pPr>
+      <w:r>
+        <w:rPr>
+          <w:rFonts w:ascii="Calibri" w:cs="Calibri" w:eastAsia="Calibri" w:hAnsi="Calibri"/>
+          <w:sz w:val="22"/>
+          <w:szCs w:val="22"/>
+        </w:rPr>
+        <w:t xml:space="preserve">Prop 1, Step 2 — rewrite the exponential as a conjugate: e^{−jkω₀t} = (e^{+jkω₀t})*, because conjugation flips the sign of j [(e^{−jφ})* = e^{+jφ}].</w:t>
+      </w:r>
+    </w:p>
+    <w:p>
+      <w:pPr>
+        <w:pStyle w:val="ListParagraph"/>
+        <w:numPr>
+          <w:ilvl w:val="0"/>
+          <w:numId w:val="2"/>
+        </w:numPr>
+        <w:spacing w:after="80"/>
+      </w:pPr>
+      <w:r>
+        <w:rPr>
+          <w:rFonts w:ascii="Calibri" w:cs="Calibri" w:eastAsia="Calibri" w:hAnsi="Calibri"/>
+          <w:sz w:val="22"/>
+          <w:szCs w:val="22"/>
+        </w:rPr>
+        <w:t xml:space="preserve">Prop 1, Step 3 — so the integrand is x*(t)(e^{+jkω₀t})* = (x(t)e^{+jkω₀t})*, using (ab)* = a*b*.</w:t>
+      </w:r>
+    </w:p>
+    <w:p>
+      <w:pPr>
+        <w:pStyle w:val="ListParagraph"/>
+        <w:numPr>
+          <w:ilvl w:val="0"/>
+          <w:numId w:val="2"/>
+        </w:numPr>
+        <w:spacing w:after="80"/>
+      </w:pPr>
+      <w:r>
+        <w:rPr>
+          <w:rFonts w:ascii="Calibri" w:cs="Calibri" w:eastAsia="Calibri" w:hAnsi="Calibri"/>
+          <w:sz w:val="22"/>
+          <w:szCs w:val="22"/>
+        </w:rPr>
+        <w:t xml:space="preserve">Prop 1, Step 4 — a conjugate can be pulled outside an integral and outside the real factor 1/T₀: Y_k = [(1/T₀)∫ x(t)e^{+jkω₀t}dt]*.</w:t>
+      </w:r>
+    </w:p>
+    <w:p>
+      <w:pPr>
+        <w:pStyle w:val="ListParagraph"/>
+        <w:numPr>
+          <w:ilvl w:val="0"/>
+          <w:numId w:val="2"/>
+        </w:numPr>
+        <w:spacing w:after="80"/>
+      </w:pPr>
+      <w:r>
+        <w:rPr>
+          <w:rFonts w:ascii="Calibri" w:cs="Calibri" w:eastAsia="Calibri" w:hAnsi="Calibri"/>
+          <w:sz w:val="22"/>
+          <w:szCs w:val="22"/>
+        </w:rPr>
+        <w:t xml:space="preserve">Prop 1, Step 5 — the bracket has exponent +jkω₀t = −j(−k)ω₀t, which is the analysis integral at index −k, i.e. X_{−k}. Hence Y_k = X*_{−k}.</w:t>
+      </w:r>
+    </w:p>
+    <w:p>
+      <w:pPr>
+        <w:pStyle w:val="ListParagraph"/>
+        <w:numPr>
+          <w:ilvl w:val="0"/>
+          <w:numId w:val="2"/>
+        </w:numPr>
+        <w:spacing w:after="80"/>
+      </w:pPr>
+      <w:r>
+        <w:rPr>
+          <w:rFonts w:ascii="Calibri" w:cs="Calibri" w:eastAsia="Calibri" w:hAnsi="Calibri"/>
+          <w:sz w:val="22"/>
+          <w:szCs w:val="22"/>
+        </w:rPr>
+        <w:t xml:space="preserve">Prop 2 — x real means x* = x, so y = x and Y_k = X_k. Prop 1 says Y_k = X*_{−k}. Equate: X_k = X*_{−k}, equivalently X_{−k} = X_k*. Example cos ω₀t: X₁ = ½, X₋₁ = ½ = ½* ✓. Example sin ω₀t: X₁ = 1/(2j) = −j/2, X₋₁ = +j/2 = (−j/2)* ✓.</w:t>
+      </w:r>
+    </w:p>
+    <w:p>
+      <w:pPr>
+        <w:pStyle w:val="ListParagraph"/>
+        <w:numPr>
+          <w:ilvl w:val="0"/>
+          <w:numId w:val="2"/>
+        </w:numPr>
+        <w:spacing w:after="80"/>
+      </w:pPr>
+      <w:r>
+        <w:rPr>
+          <w:rFonts w:ascii="Calibri" w:cs="Calibri" w:eastAsia="Calibri" w:hAnsi="Calibri"/>
+          <w:sz w:val="22"/>
+          <w:szCs w:val="22"/>
+        </w:rPr>
+        <w:t xml:space="preserve">Prop 3, Step 1 — Y_k = (1/T₀)∫ x(−t)e^{−jkω₀t}dt.</w:t>
+      </w:r>
+    </w:p>
+    <w:p>
+      <w:pPr>
+        <w:pStyle w:val="ListParagraph"/>
+        <w:numPr>
+          <w:ilvl w:val="0"/>
+          <w:numId w:val="2"/>
+        </w:numPr>
+        <w:spacing w:after="80"/>
+      </w:pPr>
+      <w:r>
+        <w:rPr>
+          <w:rFonts w:ascii="Calibri" w:cs="Calibri" w:eastAsia="Calibri" w:hAnsi="Calibri"/>
+          <w:sz w:val="22"/>
+          <w:szCs w:val="22"/>
+        </w:rPr>
+        <w:t xml:space="preserve">Prop 3, Step 2 — substitute u = −t, so t = −u and dt = −du. The exponent becomes e^{−jkω₀(−u)} = e^{+jkω₀u}.</w:t>
+      </w:r>
+    </w:p>
+    <w:p>
+      <w:pPr>
+        <w:pStyle w:val="ListParagraph"/>
+        <w:numPr>
+          <w:ilvl w:val="0"/>
+          <w:numId w:val="2"/>
+        </w:numPr>
+        <w:spacing w:after="80"/>
+      </w:pPr>
+      <w:r>
+        <w:rPr>
+          <w:rFonts w:ascii="Calibri" w:cs="Calibri" w:eastAsia="Calibri" w:hAnsi="Calibri"/>
+          <w:sz w:val="22"/>
+          <w:szCs w:val="22"/>
+        </w:rPr>
+        <w:t xml:space="preserve">Prop 3, Step 3 — limits: t from a to a+T₀ becomes u from −a to −a−T₀. Swapping the limits back costs a minus sign, which cancels the minus sign of dt = −du. Periodicity of the integrand lets us use any interval of length T₀.</w:t>
+      </w:r>
+    </w:p>
+    <w:p>
+      <w:pPr>
+        <w:pStyle w:val="ListParagraph"/>
+        <w:numPr>
+          <w:ilvl w:val="0"/>
+          <w:numId w:val="2"/>
+        </w:numPr>
+        <w:spacing w:after="80"/>
+      </w:pPr>
+      <w:r>
+        <w:rPr>
+          <w:rFonts w:ascii="Calibri" w:cs="Calibri" w:eastAsia="Calibri" w:hAnsi="Calibri"/>
+          <w:sz w:val="22"/>
+          <w:szCs w:val="22"/>
+        </w:rPr>
+        <w:t xml:space="preserve">Prop 3, Step 4 — Y_k = (1/T₀)∫_{T₀} x(u)e^{+jkω₀u}du = (1/T₀)∫ x(u)e^{−j(−k)ω₀u}du = X_{−k}.</w:t>
+      </w:r>
+    </w:p>
+    <w:p>
+      <w:pPr>
+        <w:pStyle w:val="ListParagraph"/>
+        <w:numPr>
+          <w:ilvl w:val="0"/>
+          <w:numId w:val="2"/>
+        </w:numPr>
+        <w:spacing w:after="80"/>
+      </w:pPr>
+      <w:r>
+        <w:rPr>
+          <w:rFonts w:ascii="Calibri" w:cs="Calibri" w:eastAsia="Calibri" w:hAnsi="Calibri"/>
+          <w:sz w:val="22"/>
+          <w:szCs w:val="22"/>
+        </w:rPr>
+        <w:t xml:space="preserve">Check Prop 3 with x(t) = sin ω₀t (X₁ = −j/2, X₋₁ = +j/2): x(−t) = −sin ω₀t, so Y₁ = +j/2 = X₋₁ ✓ (Y_k = X_{−k}).</w:t>
       </w:r>
     </w:p>
     <w:p>
@@ -435,71 +651,133 @@
           <w:sz w:val="22"/>
           <w:szCs w:val="22"/>
         </w:rPr>
-        <w:t xml:space="preserve">Real s with coefficients S_k. Even part x(t) = (s(t) + s(−t))/2, odd part y(t) = (s(t) − s(−t))/2; x(−t) = x(t), y(−t) = −y(t), s = x + y.</w:t>
-      </w:r>
-    </w:p>
-    <w:p>
-      <w:pPr>
-        <w:pStyle w:val="ListParagraph"/>
-        <w:numPr>
-          <w:ilvl w:val="0"/>
-          <w:numId w:val="2"/>
-        </w:numPr>
-        <w:spacing w:after="80"/>
-      </w:pPr>
-      <w:r>
-        <w:rPr>
-          <w:rFonts w:ascii="Calibri" w:cs="Calibri" w:eastAsia="Calibri" w:hAnsi="Calibri"/>
-          <w:sz w:val="22"/>
-          <w:szCs w:val="22"/>
-        </w:rPr>
-        <w:t xml:space="preserve">Linearity and Prop 3: X_k = (S_k + S_{−k})/2, Y_k = (S_k − S_{−k})/2.</w:t>
-      </w:r>
-    </w:p>
-    <w:p>
-      <w:pPr>
-        <w:pStyle w:val="ListParagraph"/>
-        <w:numPr>
-          <w:ilvl w:val="0"/>
-          <w:numId w:val="2"/>
-        </w:numPr>
-        <w:spacing w:after="80"/>
-      </w:pPr>
-      <w:r>
-        <w:rPr>
-          <w:rFonts w:ascii="Calibri" w:cs="Calibri" w:eastAsia="Calibri" w:hAnsi="Calibri"/>
-          <w:sz w:val="22"/>
-          <w:szCs w:val="22"/>
-        </w:rPr>
-        <w:t xml:space="preserve">Real s (Prop 2): S_{−k} = S_k*, so X_k = (S_k + S_k*)/2 = Re{S_k} and Y_k = (S_k − S_k*)/2 = j Im{S_k}, using z + z* = 2 Re z and z − z* = 2j Im z.</w:t>
-      </w:r>
-    </w:p>
-    <w:p>
-      <w:pPr>
-        <w:pBdr>
-          <w:left w:val="single" w:color="7A1A1A" w:sz="18" w:space="8"/>
-        </w:pBdr>
-        <w:spacing w:after="140" w:before="100"/>
-        <w:ind w:left="360"/>
-      </w:pPr>
-      <w:r>
-        <w:rPr>
-          <w:rFonts w:ascii="Calibri" w:cs="Calibri" w:eastAsia="Calibri" w:hAnsi="Calibri"/>
-          <w:b/>
-          <w:bCs/>
-          <w:color w:val="7A1A1A"/>
-          <w:sz w:val="22"/>
-          <w:szCs w:val="22"/>
-        </w:rPr>
-        <w:t xml:space="preserve">Symmetry rule: </w:t>
-      </w:r>
-      <w:r>
-        <w:rPr>
-          <w:rFonts w:ascii="Calibri" w:cs="Calibri" w:eastAsia="Calibri" w:hAnsi="Calibri"/>
-          <w:sz w:val="22"/>
-          <w:szCs w:val="22"/>
-        </w:rPr>
-        <w:t xml:space="preserve">Even real signal ⇔ real, even coefficients. Odd real signal ⇔ purely imaginary, odd coefficients.</w:t>
+        <w:t xml:space="preserve">Given: s(t) real with coefficients S_k. Define x(t) = [s(t) + s(−t)]/2 (even part) and y(t) = [s(t) − s(−t)]/2 (odd part).</w:t>
+      </w:r>
+    </w:p>
+    <w:p>
+      <w:pPr>
+        <w:pStyle w:val="ListParagraph"/>
+        <w:numPr>
+          <w:ilvl w:val="0"/>
+          <w:numId w:val="2"/>
+        </w:numPr>
+        <w:spacing w:after="80"/>
+      </w:pPr>
+      <w:r>
+        <w:rPr>
+          <w:rFonts w:ascii="Calibri" w:cs="Calibri" w:eastAsia="Calibri" w:hAnsi="Calibri"/>
+          <w:sz w:val="22"/>
+          <w:szCs w:val="22"/>
+        </w:rPr>
+        <w:t xml:space="preserve">Step 1 — why even/odd. x(−t) = [s(−t) + s(t)]/2 = x(t); y(−t) = [s(−t) − s(t)]/2 = −y(t); and x + y = s.</w:t>
+      </w:r>
+    </w:p>
+    <w:p>
+      <w:pPr>
+        <w:pStyle w:val="ListParagraph"/>
+        <w:numPr>
+          <w:ilvl w:val="0"/>
+          <w:numId w:val="2"/>
+        </w:numPr>
+        <w:spacing w:after="80"/>
+      </w:pPr>
+      <w:r>
+        <w:rPr>
+          <w:rFonts w:ascii="Calibri" w:cs="Calibri" w:eastAsia="Calibri" w:hAnsi="Calibri"/>
+          <w:sz w:val="22"/>
+          <w:szCs w:val="22"/>
+        </w:rPr>
+        <w:t xml:space="preserve">Step 2 — linearity (coefficients of a sum are the sum of coefficients) plus Prop 3 (s(−t) has coefficients S_{−k}): X_k = (S_k + S_{−k})/2 and Y_k = (S_k − S_{−k})/2.</w:t>
+      </w:r>
+    </w:p>
+    <w:p>
+      <w:pPr>
+        <w:pStyle w:val="ListParagraph"/>
+        <w:numPr>
+          <w:ilvl w:val="0"/>
+          <w:numId w:val="2"/>
+        </w:numPr>
+        <w:spacing w:after="80"/>
+      </w:pPr>
+      <w:r>
+        <w:rPr>
+          <w:rFonts w:ascii="Calibri" w:cs="Calibri" w:eastAsia="Calibri" w:hAnsi="Calibri"/>
+          <w:sz w:val="22"/>
+          <w:szCs w:val="22"/>
+        </w:rPr>
+        <w:t xml:space="preserve">Step 3 — use Prop 2 (s real): S_{−k} = S_k*.</w:t>
+      </w:r>
+    </w:p>
+    <w:p>
+      <w:pPr>
+        <w:pStyle w:val="ListParagraph"/>
+        <w:numPr>
+          <w:ilvl w:val="0"/>
+          <w:numId w:val="2"/>
+        </w:numPr>
+        <w:spacing w:after="80"/>
+      </w:pPr>
+      <w:r>
+        <w:rPr>
+          <w:rFonts w:ascii="Calibri" w:cs="Calibri" w:eastAsia="Calibri" w:hAnsi="Calibri"/>
+          <w:sz w:val="22"/>
+          <w:szCs w:val="22"/>
+        </w:rPr>
+        <w:t xml:space="preserve">Step 4 — X_k = (S_k + S_k*)/2. With S_k = a + jb: S_k + S_k* = 2a, so X_k = a = Re{S_k}.</w:t>
+      </w:r>
+    </w:p>
+    <w:p>
+      <w:pPr>
+        <w:pStyle w:val="ListParagraph"/>
+        <w:numPr>
+          <w:ilvl w:val="0"/>
+          <w:numId w:val="2"/>
+        </w:numPr>
+        <w:spacing w:after="80"/>
+      </w:pPr>
+      <w:r>
+        <w:rPr>
+          <w:rFonts w:ascii="Calibri" w:cs="Calibri" w:eastAsia="Calibri" w:hAnsi="Calibri"/>
+          <w:sz w:val="22"/>
+          <w:szCs w:val="22"/>
+        </w:rPr>
+        <w:t xml:space="preserve">Step 5 — Y_k = (S_k − S_k*)/2. S_k − S_k* = 2jb, so Y_k = jb = j Im{S_k}. (Rules: z + z* = 2 Re z, z − z* = 2j Im z.)</w:t>
+      </w:r>
+    </w:p>
+    <w:p>
+      <w:pPr>
+        <w:pStyle w:val="ListParagraph"/>
+        <w:numPr>
+          <w:ilvl w:val="0"/>
+          <w:numId w:val="2"/>
+        </w:numPr>
+        <w:spacing w:after="80"/>
+      </w:pPr>
+      <w:r>
+        <w:rPr>
+          <w:rFonts w:ascii="Calibri" w:cs="Calibri" w:eastAsia="Calibri" w:hAnsi="Calibri"/>
+          <w:sz w:val="22"/>
+          <w:szCs w:val="22"/>
+        </w:rPr>
+        <w:t xml:space="preserve">Numeric example: s(t) = cos ω₀t + sin ω₀t. S₁ = ½ + 1/(2j) = ½ − j/2, S₋₁ = ½ + j/2 = S₁* ✓. Then X₁ = Re S₁ = ½ (the cosine, even part) and Y₁ = j Im S₁ = j(−½) = −j/2 (the sine, odd part) ✓. Direct: (S₁ + S₋₁)/2 = (½ − j/2 + ½ + j/2)/2 = ½ ✓; (S₁ − S₋₁)/2 = (−j)/2 = −j/2 ✓.</w:t>
+      </w:r>
+    </w:p>
+    <w:p>
+      <w:pPr>
+        <w:pStyle w:val="ListParagraph"/>
+        <w:numPr>
+          <w:ilvl w:val="0"/>
+          <w:numId w:val="2"/>
+        </w:numPr>
+        <w:spacing w:after="80"/>
+      </w:pPr>
+      <w:r>
+        <w:rPr>
+          <w:rFonts w:ascii="Calibri" w:cs="Calibri" w:eastAsia="Calibri" w:hAnsi="Calibri"/>
+          <w:sz w:val="22"/>
+          <w:szCs w:val="22"/>
+        </w:rPr>
+        <w:t xml:space="preserve">Read the symmetry. X_k real and X_{−k} = X_k (even in k). Y_k purely imaginary and Y_{−k} = −Y_k (odd in k). Even real signal ⇔ real, even coefficients. Odd real signal ⇔ purely imaginary, odd coefficients.</w:t>
       </w:r>
     </w:p>
     <w:p>
@@ -547,53 +825,151 @@
           <w:sz w:val="22"/>
           <w:szCs w:val="22"/>
         </w:rPr>
-        <w:t xml:space="preserve">y(t) = x(t − T) ⇒ Y_k = e^{−jkω₀T} X_k. Magnitudes preserved since |e^{−jφ}| = 1; the phase ∠X_k − kω₀T tilts linearly in k (the continuous-time counterpart of the DFT shift property).</w:t>
-      </w:r>
-    </w:p>
-    <w:p>
-      <w:pPr>
-        <w:pStyle w:val="ListParagraph"/>
-        <w:numPr>
-          <w:ilvl w:val="0"/>
-          <w:numId w:val="2"/>
-        </w:numPr>
-        <w:spacing w:after="80"/>
-      </w:pPr>
-      <w:r>
-        <w:rPr>
-          <w:rFonts w:ascii="Calibri" w:cs="Calibri" w:eastAsia="Calibri" w:hAnsi="Calibri"/>
-          <w:sz w:val="22"/>
-          <w:szCs w:val="22"/>
-        </w:rPr>
-        <w:t xml:space="preserve">Derivation: u = t − T, so t = u + T; Y_k = (1/T₀)∫ x(u)e^{−jkω₀(u+T)}du = e^{−jkω₀T}(1/T₀)∫ x(u)e^{−jkω₀u}du = e^{−jkω₀T}X_k, using periodicity for the interval.</w:t>
-      </w:r>
-    </w:p>
-    <w:p>
-      <w:pPr>
-        <w:pBdr>
-          <w:left w:val="single" w:color="7A1A1A" w:sz="18" w:space="8"/>
-        </w:pBdr>
-        <w:spacing w:after="140" w:before="100"/>
-        <w:ind w:left="360"/>
-      </w:pPr>
-      <w:r>
-        <w:rPr>
-          <w:rFonts w:ascii="Calibri" w:cs="Calibri" w:eastAsia="Calibri" w:hAnsi="Calibri"/>
-          <w:b/>
-          <w:bCs/>
-          <w:color w:val="7A1A1A"/>
-          <w:sz w:val="22"/>
-          <w:szCs w:val="22"/>
-        </w:rPr>
-        <w:t xml:space="preserve">Common error: </w:t>
-      </w:r>
-      <w:r>
-        <w:rPr>
-          <w:rFonts w:ascii="Calibri" w:cs="Calibri" w:eastAsia="Calibri" w:hAnsi="Calibri"/>
-          <w:sz w:val="22"/>
-          <w:szCs w:val="22"/>
-        </w:rPr>
-        <w:t xml:space="preserve">The sign: it is e^{−jkω₀T}, negative exponent, and the factor depends on k.</w:t>
+        <w:t xml:space="preserve">Notation: T is the delay in seconds; y(t) = x(t − T) is x pushed to the right by T. The product kω₀T is a phase angle in radians (k harmonics × rad/s × s).</w:t>
+      </w:r>
+    </w:p>
+    <w:p>
+      <w:pPr>
+        <w:pStyle w:val="ListParagraph"/>
+        <w:numPr>
+          <w:ilvl w:val="0"/>
+          <w:numId w:val="2"/>
+        </w:numPr>
+        <w:spacing w:after="80"/>
+      </w:pPr>
+      <w:r>
+        <w:rPr>
+          <w:rFonts w:ascii="Calibri" w:cs="Calibri" w:eastAsia="Calibri" w:hAnsi="Calibri"/>
+          <w:sz w:val="22"/>
+          <w:szCs w:val="22"/>
+        </w:rPr>
+        <w:t xml:space="preserve">Statement: Y_k = e^{−jkω₀T}X_k. |e^{−jφ}| = 1, so |Y_k| = |X_k|; the phase of Y_k is ∠X_k − kω₀T: a straight line in k with slope −ω₀T.</w:t>
+      </w:r>
+    </w:p>
+    <w:p>
+      <w:pPr>
+        <w:pStyle w:val="ListParagraph"/>
+        <w:numPr>
+          <w:ilvl w:val="0"/>
+          <w:numId w:val="2"/>
+        </w:numPr>
+        <w:spacing w:after="80"/>
+      </w:pPr>
+      <w:r>
+        <w:rPr>
+          <w:rFonts w:ascii="Calibri" w:cs="Calibri" w:eastAsia="Calibri" w:hAnsi="Calibri"/>
+          <w:sz w:val="22"/>
+          <w:szCs w:val="22"/>
+        </w:rPr>
+        <w:t xml:space="preserve">Derivation, Step 1 — Y_k = (1/T₀)∫_{T₀} x(t − T)e^{−jkω₀t}dt.</w:t>
+      </w:r>
+    </w:p>
+    <w:p>
+      <w:pPr>
+        <w:pStyle w:val="ListParagraph"/>
+        <w:numPr>
+          <w:ilvl w:val="0"/>
+          <w:numId w:val="2"/>
+        </w:numPr>
+        <w:spacing w:after="80"/>
+      </w:pPr>
+      <w:r>
+        <w:rPr>
+          <w:rFonts w:ascii="Calibri" w:cs="Calibri" w:eastAsia="Calibri" w:hAnsi="Calibri"/>
+          <w:sz w:val="22"/>
+          <w:szCs w:val="22"/>
+        </w:rPr>
+        <w:t xml:space="preserve">Step 2 — substitute u = t − T, so t = u + T and dt = du. Periodicity lets us keep an interval of length T₀ for u.</w:t>
+      </w:r>
+    </w:p>
+    <w:p>
+      <w:pPr>
+        <w:pStyle w:val="ListParagraph"/>
+        <w:numPr>
+          <w:ilvl w:val="0"/>
+          <w:numId w:val="2"/>
+        </w:numPr>
+        <w:spacing w:after="80"/>
+      </w:pPr>
+      <w:r>
+        <w:rPr>
+          <w:rFonts w:ascii="Calibri" w:cs="Calibri" w:eastAsia="Calibri" w:hAnsi="Calibri"/>
+          <w:sz w:val="22"/>
+          <w:szCs w:val="22"/>
+        </w:rPr>
+        <w:t xml:space="preserve">Step 3 — e^{−jkω₀t} = e^{−jkω₀(u+T)}, so Y_k = (1/T₀)∫ x(u)e^{−jkω₀(u+T)}du.</w:t>
+      </w:r>
+    </w:p>
+    <w:p>
+      <w:pPr>
+        <w:pStyle w:val="ListParagraph"/>
+        <w:numPr>
+          <w:ilvl w:val="0"/>
+          <w:numId w:val="2"/>
+        </w:numPr>
+        <w:spacing w:after="80"/>
+      </w:pPr>
+      <w:r>
+        <w:rPr>
+          <w:rFonts w:ascii="Calibri" w:cs="Calibri" w:eastAsia="Calibri" w:hAnsi="Calibri"/>
+          <w:sz w:val="22"/>
+          <w:szCs w:val="22"/>
+        </w:rPr>
+        <w:t xml:space="preserve">Step 4 — split the exponent: e^{−jkω₀(u+T)} = e^{−jkω₀T}·e^{−jkω₀u} (the exponent of a product adds).</w:t>
+      </w:r>
+    </w:p>
+    <w:p>
+      <w:pPr>
+        <w:pStyle w:val="ListParagraph"/>
+        <w:numPr>
+          <w:ilvl w:val="0"/>
+          <w:numId w:val="2"/>
+        </w:numPr>
+        <w:spacing w:after="80"/>
+      </w:pPr>
+      <w:r>
+        <w:rPr>
+          <w:rFonts w:ascii="Calibri" w:cs="Calibri" w:eastAsia="Calibri" w:hAnsi="Calibri"/>
+          <w:sz w:val="22"/>
+          <w:szCs w:val="22"/>
+        </w:rPr>
+        <w:t xml:space="preserve">Step 5 — e^{−jkω₀T} does not depend on u, so pull it out: Y_k = e^{−jkω₀T}·(1/T₀)∫ x(u)e^{−jkω₀u}du = e^{−jkω₀T}X_k.</w:t>
+      </w:r>
+    </w:p>
+    <w:p>
+      <w:pPr>
+        <w:pStyle w:val="ListParagraph"/>
+        <w:numPr>
+          <w:ilvl w:val="0"/>
+          <w:numId w:val="2"/>
+        </w:numPr>
+        <w:spacing w:after="80"/>
+      </w:pPr>
+      <w:r>
+        <w:rPr>
+          <w:rFonts w:ascii="Calibri" w:cs="Calibri" w:eastAsia="Calibri" w:hAnsi="Calibri"/>
+          <w:sz w:val="22"/>
+          <w:szCs w:val="22"/>
+        </w:rPr>
+        <w:t xml:space="preserve">Numeric check: x = cos ω₀t (X_{±1} = ½), T = T₀/4 so ω₀T = π/2. Then y(t) = cos(ω₀t − π/2) = sin ω₀t. Rule: Y₁ = e^{−jπ/2}·½ = −j/2 and Y₋₁ = e^{+jπ/2}·½ = +j/2. Known: sin has 1/(2j) = −j/2 at k = 1 ✓.</w:t>
+      </w:r>
+    </w:p>
+    <w:p>
+      <w:pPr>
+        <w:pStyle w:val="ListParagraph"/>
+        <w:numPr>
+          <w:ilvl w:val="0"/>
+          <w:numId w:val="2"/>
+        </w:numPr>
+        <w:spacing w:after="80"/>
+      </w:pPr>
+      <w:r>
+        <w:rPr>
+          <w:rFonts w:ascii="Calibri" w:cs="Calibri" w:eastAsia="Calibri" w:hAnsi="Calibri"/>
+          <w:sz w:val="22"/>
+          <w:szCs w:val="22"/>
+        </w:rPr>
+        <w:t xml:space="preserve">Common error: The sign: it is e^{−jkω₀T}, negative exponent, and the factor depends on k.</w:t>
       </w:r>
     </w:p>
     <w:p>
@@ -641,71 +1017,133 @@
           <w:sz w:val="22"/>
           <w:szCs w:val="22"/>
         </w:rPr>
-        <w:t xml:space="preserve">Timing ≈ 4 min. x(t): centered pulse train with duty α = 1/3, so X₀ = 1/3 and X_k = sin(kπ/3)/(kπ). y(t) = x(t − T₀/4). ω₀T = (2π/T₀)(T₀/4) = π/2, so Y_k = e^{−jkπ/2}X_k, with e^{−jπ/2} = −j, e^{−jπ} = −1, e^{−j3π/2} = +j, e^{−j2π} = 1 (the pattern repeats every 4 in k).</w:t>
-      </w:r>
-    </w:p>
-    <w:p>
-      <w:pPr>
-        <w:pStyle w:val="ListParagraph"/>
-        <w:numPr>
-          <w:ilvl w:val="0"/>
-          <w:numId w:val="2"/>
-        </w:numPr>
-        <w:spacing w:after="80"/>
-      </w:pPr>
-      <w:r>
-        <w:rPr>
-          <w:rFonts w:ascii="Calibri" w:cs="Calibri" w:eastAsia="Calibri" w:hAnsi="Calibri"/>
-          <w:sz w:val="22"/>
-          <w:szCs w:val="22"/>
-        </w:rPr>
-        <w:t xml:space="preserve">Sinc values: X₁ = 0.8660/3.1416 = 0.2757; X₂ = 0.8660/6.2832 = 0.1378; X₃ = sin π/(3π) = 0; X₄ = −0.8660/12.566 = −0.0689; X₅ = −0.8660/15.708 = −0.0551.</w:t>
-      </w:r>
-    </w:p>
-    <w:p>
-      <w:pPr>
-        <w:pStyle w:val="ListParagraph"/>
-        <w:numPr>
-          <w:ilvl w:val="0"/>
-          <w:numId w:val="2"/>
-        </w:numPr>
-        <w:spacing w:after="80"/>
-      </w:pPr>
-      <w:r>
-        <w:rPr>
-          <w:rFonts w:ascii="Calibri" w:cs="Calibri" w:eastAsia="Calibri" w:hAnsi="Calibri"/>
-          <w:sz w:val="22"/>
-          <w:szCs w:val="22"/>
-        </w:rPr>
-        <w:t xml:space="preserve">Table of Y_k: Y₀ = 0.3333; Y₁ = −0.2757j; Y₂ = −0.1378; Y₃ = 0; Y₄ = −0.0689; Y₅ = (−0.0551)(−j) = +0.0551j because e^{−j5π/2} = e^{−jπ/2} = −j.</w:t>
-      </w:r>
-    </w:p>
-    <w:p>
-      <w:pPr>
-        <w:pBdr>
-          <w:left w:val="single" w:color="7A1A1A" w:sz="18" w:space="8"/>
-        </w:pBdr>
-        <w:spacing w:after="140" w:before="100"/>
-        <w:ind w:left="360"/>
-      </w:pPr>
-      <w:r>
-        <w:rPr>
-          <w:rFonts w:ascii="Calibri" w:cs="Calibri" w:eastAsia="Calibri" w:hAnsi="Calibri"/>
-          <w:b/>
-          <w:bCs/>
-          <w:color w:val="7A1A1A"/>
-          <w:sz w:val="22"/>
-          <w:szCs w:val="22"/>
-        </w:rPr>
-        <w:t xml:space="preserve">Check: </w:t>
-      </w:r>
-      <w:r>
-        <w:rPr>
-          <w:rFonts w:ascii="Calibri" w:cs="Calibri" w:eastAsia="Calibri" w:hAnsi="Calibri"/>
-          <w:sz w:val="22"/>
-          <w:szCs w:val="22"/>
-        </w:rPr>
-        <w:t xml:space="preserve">|Y_k| = |X_k| in every row; Y_{−k} = Y_k* (e.g. Y₋₁ = +0.2757j). The notebook runs the same check numerically but with α = 0.3 (less convenient numbers); the property is identical.</w:t>
+        <w:t xml:space="preserve">Timing ≈ 4 min.</w:t>
+      </w:r>
+    </w:p>
+    <w:p>
+      <w:pPr>
+        <w:pStyle w:val="ListParagraph"/>
+        <w:numPr>
+          <w:ilvl w:val="0"/>
+          <w:numId w:val="2"/>
+        </w:numPr>
+        <w:spacing w:after="80"/>
+      </w:pPr>
+      <w:r>
+        <w:rPr>
+          <w:rFonts w:ascii="Calibri" w:cs="Calibri" w:eastAsia="Calibri" w:hAnsi="Calibri"/>
+          <w:sz w:val="22"/>
+          <w:szCs w:val="22"/>
+        </w:rPr>
+        <w:t xml:space="preserve">Given: x(t) = centered pulse train (a pulse of height 1 centered at t = 0, repeated every T₀), duty α = 1/3 (the pulse lasts αT₀ = T₀/3 per period). Reminder of the L19 result, derived in one line: X_k = (1/T₀)∫_{−αT₀/2}^{αT₀/2} e^{−jkω₀t}dt = sin(kπα)/(kπ), and X₀ = α. With α = 1/3: X₀ = 1/3, X_k = sin(kπ/3)/(kπ).</w:t>
+      </w:r>
+    </w:p>
+    <w:p>
+      <w:pPr>
+        <w:pStyle w:val="ListParagraph"/>
+        <w:numPr>
+          <w:ilvl w:val="0"/>
+          <w:numId w:val="2"/>
+        </w:numPr>
+        <w:spacing w:after="80"/>
+      </w:pPr>
+      <w:r>
+        <w:rPr>
+          <w:rFonts w:ascii="Calibri" w:cs="Calibri" w:eastAsia="Calibri" w:hAnsi="Calibri"/>
+          <w:sz w:val="22"/>
+          <w:szCs w:val="22"/>
+        </w:rPr>
+        <w:t xml:space="preserve">The delayed signal: y(t) = x(t − T₀/4). Step 1 — phase per harmonic: ω₀T = (2π/T₀)(T₀/4) = π/2. So Y_k = e^{−jkπ/2}X_k.</w:t>
+      </w:r>
+    </w:p>
+    <w:p>
+      <w:pPr>
+        <w:pStyle w:val="ListParagraph"/>
+        <w:numPr>
+          <w:ilvl w:val="0"/>
+          <w:numId w:val="2"/>
+        </w:numPr>
+        <w:spacing w:after="80"/>
+      </w:pPr>
+      <w:r>
+        <w:rPr>
+          <w:rFonts w:ascii="Calibri" w:cs="Calibri" w:eastAsia="Calibri" w:hAnsi="Calibri"/>
+          <w:sz w:val="22"/>
+          <w:szCs w:val="22"/>
+        </w:rPr>
+        <w:t xml:space="preserve">Step 2 — the multipliers e^{−jkπ/2} = cos(kπ/2) − j sin(kπ/2): k = 0 → 1; k = 1 → 0 − j(1) = −j; k = 2 → −1 − j·0 = −1; k = 3 → 0 − j(−1) = +j; k = 4 → 1; k = 5 → −j (period 4 in k).</w:t>
+      </w:r>
+    </w:p>
+    <w:p>
+      <w:pPr>
+        <w:pStyle w:val="ListParagraph"/>
+        <w:numPr>
+          <w:ilvl w:val="0"/>
+          <w:numId w:val="2"/>
+        </w:numPr>
+        <w:spacing w:after="80"/>
+      </w:pPr>
+      <w:r>
+        <w:rPr>
+          <w:rFonts w:ascii="Calibri" w:cs="Calibri" w:eastAsia="Calibri" w:hAnsi="Calibri"/>
+          <w:sz w:val="22"/>
+          <w:szCs w:val="22"/>
+        </w:rPr>
+        <w:t xml:space="preserve">Step 3 — the numbers X_k. sin(π/3) = 0.8660. X₁ = 0.8660/π = 0.8660/3.1416 = 0.2757. X₂ = sin(2π/3)/(2π) = 0.8660/6.2832 = 0.1378. X₃ = sin π/(3π) = 0/9.425 = 0. X₄ = sin(4π/3)/(4π) = −0.8660/12.566 = −0.0689. X₅ = sin(5π/3)/(5π) = −0.8660/15.708 = −0.0551.</w:t>
+      </w:r>
+    </w:p>
+    <w:p>
+      <w:pPr>
+        <w:pStyle w:val="ListParagraph"/>
+        <w:numPr>
+          <w:ilvl w:val="0"/>
+          <w:numId w:val="2"/>
+        </w:numPr>
+        <w:spacing w:after="80"/>
+      </w:pPr>
+      <w:r>
+        <w:rPr>
+          <w:rFonts w:ascii="Calibri" w:cs="Calibri" w:eastAsia="Calibri" w:hAnsi="Calibri"/>
+          <w:sz w:val="22"/>
+          <w:szCs w:val="22"/>
+        </w:rPr>
+        <w:t xml:space="preserve">Step 4 — multiply row by row. Y₀ = 0.3333·1 = 0.3333. Y₁ = 0.2757·(−j) = −0.2757j. Y₂ = 0.1378·(−1) = −0.1378. Y₃ = 0·j = 0. Y₄ = −0.0689·1 = −0.0689. Y₅ = (−0.0551)(−j) = +0.0551j, because e^{−j5π/2} = e^{−jπ/2}(e^{−j2π} = 1) = −j.</w:t>
+      </w:r>
+    </w:p>
+    <w:p>
+      <w:pPr>
+        <w:pStyle w:val="ListParagraph"/>
+        <w:numPr>
+          <w:ilvl w:val="0"/>
+          <w:numId w:val="2"/>
+        </w:numPr>
+        <w:spacing w:after="80"/>
+      </w:pPr>
+      <w:r>
+        <w:rPr>
+          <w:rFonts w:ascii="Calibri" w:cs="Calibri" w:eastAsia="Calibri" w:hAnsi="Calibri"/>
+          <w:sz w:val="22"/>
+          <w:szCs w:val="22"/>
+        </w:rPr>
+        <w:t xml:space="preserve">Check 1 — magnitudes: |Y_k| = |X_k| in every row (0.3333, 0.2757, 0.1378, 0, 0.0689, 0.0551).</w:t>
+      </w:r>
+    </w:p>
+    <w:p>
+      <w:pPr>
+        <w:pStyle w:val="ListParagraph"/>
+        <w:numPr>
+          <w:ilvl w:val="0"/>
+          <w:numId w:val="2"/>
+        </w:numPr>
+        <w:spacing w:after="80"/>
+      </w:pPr>
+      <w:r>
+        <w:rPr>
+          <w:rFonts w:ascii="Calibri" w:cs="Calibri" w:eastAsia="Calibri" w:hAnsi="Calibri"/>
+          <w:sz w:val="22"/>
+          <w:szCs w:val="22"/>
+        </w:rPr>
+        <w:t xml:space="preserve">Check 2 — real signal, so Y₋ₖ = Y_k*: Y₋₁ = (−0.2757j)* = +0.2757j. The notebook (cell 6) prints X_k, e^{−jkπ/2}X_k and the numerically integrated Y_k and they agree to four decimals. The notebook’s first check (cell 2) uses α = 0.3, so its numbers differ, but the property is the same.</w:t>
       </w:r>
     </w:p>
     <w:p>
@@ -753,7 +1191,79 @@
           <w:sz w:val="22"/>
           <w:szCs w:val="22"/>
         </w:rPr>
-        <w:t xml:space="preserve">Timing ≈ 2 min. Four panels for α = 1/3 and a shift of T₀/4. Top left: the pulse and its delayed copy. Top right: |X_k| (blue) and |Y_k| (red) have the same heights, the point of the property. Bottom left: ∠X_k is 0 or π (the sign of the sinc; stems at zeros omitted). Bottom right: ∠Y_k = ∠X_k − kπ/2 (mod 2π): −π/2 at k = 1, ±π at k = ±2.</w:t>
+        <w:t xml:space="preserve">Timing ≈ 2 min.</w:t>
+      </w:r>
+    </w:p>
+    <w:p>
+      <w:pPr>
+        <w:pStyle w:val="ListParagraph"/>
+        <w:numPr>
+          <w:ilvl w:val="0"/>
+          <w:numId w:val="2"/>
+        </w:numPr>
+        <w:spacing w:after="80"/>
+      </w:pPr>
+      <w:r>
+        <w:rPr>
+          <w:rFonts w:ascii="Calibri" w:cs="Calibri" w:eastAsia="Calibri" w:hAnsi="Calibri"/>
+          <w:sz w:val="22"/>
+          <w:szCs w:val="22"/>
+        </w:rPr>
+        <w:t xml:space="preserve">Numbers behind the plot (α = 1/3, shift T₀/4): |X_k| = |Y_k| = 0.3333, 0.2757, 0.1378, 0, 0.0689, 0.0551 for k = 0…5.</w:t>
+      </w:r>
+    </w:p>
+    <w:p>
+      <w:pPr>
+        <w:pStyle w:val="ListParagraph"/>
+        <w:numPr>
+          <w:ilvl w:val="0"/>
+          <w:numId w:val="2"/>
+        </w:numPr>
+        <w:spacing w:after="80"/>
+      </w:pPr>
+      <w:r>
+        <w:rPr>
+          <w:rFonts w:ascii="Calibri" w:cs="Calibri" w:eastAsia="Calibri" w:hAnsi="Calibri"/>
+          <w:sz w:val="22"/>
+          <w:szCs w:val="22"/>
+        </w:rPr>
+        <w:t xml:space="preserve">Phase of X_k. X_k = sin(kπ/3)/(kπ) is a real number, so its angle is 0 when positive and π when negative. k = 1, 2: positive → 0. k = 4, 5: negative → π. k = 3: X₃ = 0, no stem (angle undefined).</w:t>
+      </w:r>
+    </w:p>
+    <w:p>
+      <w:pPr>
+        <w:pStyle w:val="ListParagraph"/>
+        <w:numPr>
+          <w:ilvl w:val="0"/>
+          <w:numId w:val="2"/>
+        </w:numPr>
+        <w:spacing w:after="80"/>
+      </w:pPr>
+      <w:r>
+        <w:rPr>
+          <w:rFonts w:ascii="Calibri" w:cs="Calibri" w:eastAsia="Calibri" w:hAnsi="Calibri"/>
+          <w:sz w:val="22"/>
+          <w:szCs w:val="22"/>
+        </w:rPr>
+        <w:t xml:space="preserve">Phase of Y_k = ∠X_k − kπ/2, reduced to (−π, π]. k = 1: 0 − π/2 = −π/2. k = 2: 0 − π = −π ≡ π. k = 4: π − 2π = −π ≡ π. k = 5: π − 5π/2 = −3π/2 ≡ +π/2 (matches Y₅ = +0.0551j, angle +π/2). “≡” means the same angle after adding or subtracting 2π.</w:t>
+      </w:r>
+    </w:p>
+    <w:p>
+      <w:pPr>
+        <w:pStyle w:val="ListParagraph"/>
+        <w:numPr>
+          <w:ilvl w:val="0"/>
+          <w:numId w:val="2"/>
+        </w:numPr>
+        <w:spacing w:after="80"/>
+      </w:pPr>
+      <w:r>
+        <w:rPr>
+          <w:rFonts w:ascii="Calibri" w:cs="Calibri" w:eastAsia="Calibri" w:hAnsi="Calibri"/>
+          <w:sz w:val="22"/>
+          <w:szCs w:val="22"/>
+        </w:rPr>
+        <w:t xml:space="preserve">What to point at. Top left: the pulse and its copy moved right by T₀/4. Top right: blue and red stems have equal heights (the point of the property). Bottom left: stems at 0 or π. Bottom right: the same stems tilted by −kπ/2.</w:t>
       </w:r>
     </w:p>
     <w:p>
@@ -819,61 +1329,169 @@
           <w:sz w:val="22"/>
           <w:szCs w:val="22"/>
         </w:rPr>
-        <w:t xml:space="preserve">Signal: x = +1 on 0 &lt; t &lt; T₀/6, −1 on −T₀/6 &lt; t &lt; 0, zero elsewhere in the period: two pulses of width T₀/6 centered at ±T₀/12. Real and odd, x(−t) = −x(t).</w:t>
-      </w:r>
-    </w:p>
-    <w:p>
-      <w:pPr>
-        <w:pStyle w:val="ListParagraph"/>
-        <w:numPr>
-          <w:ilvl w:val="0"/>
-          <w:numId w:val="2"/>
-        </w:numPr>
-        <w:spacing w:after="80"/>
-      </w:pPr>
-      <w:r>
-        <w:rPr>
-          <w:rFonts w:ascii="Calibri" w:cs="Calibri" w:eastAsia="Calibri" w:hAnsi="Calibri"/>
-          <w:sz w:val="22"/>
-          <w:szCs w:val="22"/>
-        </w:rPr>
-        <w:t xml:space="preserve">Build from the centered pulse train p of duty α = 1/6; by L19 P_k = sin(kπ/6)/(kπ). Then x(t) = p(t − T₀/12) − p(t + T₀/12). The phase shift is ω₀T₀/12 = 2π/12 = π/6.</w:t>
-      </w:r>
-    </w:p>
-    <w:p>
-      <w:pPr>
-        <w:pStyle w:val="ListParagraph"/>
-        <w:numPr>
-          <w:ilvl w:val="0"/>
-          <w:numId w:val="2"/>
-        </w:numPr>
-        <w:spacing w:after="80"/>
-      </w:pPr>
-      <w:r>
-        <w:rPr>
-          <w:rFonts w:ascii="Calibri" w:cs="Calibri" w:eastAsia="Calibri" w:hAnsi="Calibri"/>
-          <w:sz w:val="22"/>
-          <w:szCs w:val="22"/>
-        </w:rPr>
-        <w:t xml:space="preserve">Prop 4 and linearity: X_k = (e^{−jkπ/6} − e^{+jkπ/6}) sin(kπ/6)/(kπ). With θ = kπ/6, e^{−jθ} − e^{jθ} = −2j sin θ, so X_k = −j(2/(kπ)) sin²(kπ/6).</w:t>
-      </w:r>
-    </w:p>
-    <w:p>
-      <w:pPr>
-        <w:pStyle w:val="ListParagraph"/>
-        <w:numPr>
-          <w:ilvl w:val="0"/>
-          <w:numId w:val="2"/>
-        </w:numPr>
-        <w:spacing w:after="80"/>
-      </w:pPr>
-      <w:r>
-        <w:rPr>
-          <w:rFonts w:ascii="Calibri" w:cs="Calibri" w:eastAsia="Calibri" w:hAnsi="Calibri"/>
-          <w:sz w:val="22"/>
-          <w:szCs w:val="22"/>
-        </w:rPr>
-        <w:t xml:space="preserve">Check values: X₁ = −j(2/π)(1/4) = −j/(2π) ≈ −0.159j; X₂ = −j(2/(2π))(3/4) ≈ −0.239j; X₃ = −j 2/(3π) ≈ −0.212j; X₀ = 0 (zero mean). Purely imaginary and odd in k, as required for a real odd signal.</w:t>
+        <w:t xml:space="preserve">Given: x = +1 on 0 &lt; t &lt; T₀/6, x = −1 on −T₀/6 &lt; t &lt; 0, zero elsewhere in the period. Two pulses of width T₀/6 centered at +T₀/12 (positive) and −T₀/12 (negative). x(−t) = −x(t): real and odd, so expect purely imaginary, odd-in-k coefficients and X₀ = 0.</w:t>
+      </w:r>
+    </w:p>
+    <w:p>
+      <w:pPr>
+        <w:pStyle w:val="ListParagraph"/>
+        <w:numPr>
+          <w:ilvl w:val="0"/>
+          <w:numId w:val="2"/>
+        </w:numPr>
+        <w:spacing w:after="80"/>
+      </w:pPr>
+      <w:r>
+        <w:rPr>
+          <w:rFonts w:ascii="Calibri" w:cs="Calibri" w:eastAsia="Calibri" w:hAnsi="Calibri"/>
+          <w:sz w:val="22"/>
+          <w:szCs w:val="22"/>
+        </w:rPr>
+        <w:t xml:space="preserve">Step 1 — a centered pulse train p of height 1 and duty α = 1/6 (width T₀/6, centered at 0) has P_k = sin(kπ/6)/(kπ) (L19: sin(kπα)/(kπ)).</w:t>
+      </w:r>
+    </w:p>
+    <w:p>
+      <w:pPr>
+        <w:pStyle w:val="ListParagraph"/>
+        <w:numPr>
+          <w:ilvl w:val="0"/>
+          <w:numId w:val="2"/>
+        </w:numPr>
+        <w:spacing w:after="80"/>
+      </w:pPr>
+      <w:r>
+        <w:rPr>
+          <w:rFonts w:ascii="Calibri" w:cs="Calibri" w:eastAsia="Calibri" w:hAnsi="Calibri"/>
+          <w:sz w:val="22"/>
+          <w:szCs w:val="22"/>
+        </w:rPr>
+        <w:t xml:space="preserve">Step 2 — the positive pulse is p moved right by T₀/12: p(t − T₀/12). The negative pulse is −p moved left by T₀/12: −p(t + T₀/12). So x(t) = p(t − T₀/12) − p(t + T₀/12).</w:t>
+      </w:r>
+    </w:p>
+    <w:p>
+      <w:pPr>
+        <w:pStyle w:val="ListParagraph"/>
+        <w:numPr>
+          <w:ilvl w:val="0"/>
+          <w:numId w:val="2"/>
+        </w:numPr>
+        <w:spacing w:after="80"/>
+      </w:pPr>
+      <w:r>
+        <w:rPr>
+          <w:rFonts w:ascii="Calibri" w:cs="Calibri" w:eastAsia="Calibri" w:hAnsi="Calibri"/>
+          <w:sz w:val="22"/>
+          <w:szCs w:val="22"/>
+        </w:rPr>
+        <w:t xml:space="preserve">Step 3 — phase: ω₀T₀/12 = (2π/T₀)(T₀/12) = 2π/12 = π/6. Prop 4 with T = +T₀/12 gives the factor e^{−jkπ/6}; with T = −T₀/12 it gives e^{+jkπ/6}.</w:t>
+      </w:r>
+    </w:p>
+    <w:p>
+      <w:pPr>
+        <w:pStyle w:val="ListParagraph"/>
+        <w:numPr>
+          <w:ilvl w:val="0"/>
+          <w:numId w:val="2"/>
+        </w:numPr>
+        <w:spacing w:after="80"/>
+      </w:pPr>
+      <w:r>
+        <w:rPr>
+          <w:rFonts w:ascii="Calibri" w:cs="Calibri" w:eastAsia="Calibri" w:hAnsi="Calibri"/>
+          <w:sz w:val="22"/>
+          <w:szCs w:val="22"/>
+        </w:rPr>
+        <w:t xml:space="preserve">Step 4 — linearity: X_k = (e^{−jkπ/6} − e^{+jkπ/6})P_k = (e^{−jkπ/6} − e^{+jkπ/6}) sin(kπ/6)/(kπ).</w:t>
+      </w:r>
+    </w:p>
+    <w:p>
+      <w:pPr>
+        <w:pStyle w:val="ListParagraph"/>
+        <w:numPr>
+          <w:ilvl w:val="0"/>
+          <w:numId w:val="2"/>
+        </w:numPr>
+        <w:spacing w:after="80"/>
+      </w:pPr>
+      <w:r>
+        <w:rPr>
+          <w:rFonts w:ascii="Calibri" w:cs="Calibri" w:eastAsia="Calibri" w:hAnsi="Calibri"/>
+          <w:sz w:val="22"/>
+          <w:szCs w:val="22"/>
+        </w:rPr>
+        <w:t xml:space="preserve">Step 5 — Euler with θ = kπ/6: e^{−jθ} − e^{jθ} = (cos θ − j sin θ) − (cos θ + j sin θ) = −2j sin θ.</w:t>
+      </w:r>
+    </w:p>
+    <w:p>
+      <w:pPr>
+        <w:pStyle w:val="ListParagraph"/>
+        <w:numPr>
+          <w:ilvl w:val="0"/>
+          <w:numId w:val="2"/>
+        </w:numPr>
+        <w:spacing w:after="80"/>
+      </w:pPr>
+      <w:r>
+        <w:rPr>
+          <w:rFonts w:ascii="Calibri" w:cs="Calibri" w:eastAsia="Calibri" w:hAnsi="Calibri"/>
+          <w:sz w:val="22"/>
+          <w:szCs w:val="22"/>
+        </w:rPr>
+        <w:t xml:space="preserve">Step 6 — X_k = −2j sin(kπ/6)·sin(kπ/6)/(kπ) = −j(2/(kπ)) sin²(kπ/6).</w:t>
+      </w:r>
+    </w:p>
+    <w:p>
+      <w:pPr>
+        <w:pStyle w:val="ListParagraph"/>
+        <w:numPr>
+          <w:ilvl w:val="0"/>
+          <w:numId w:val="2"/>
+        </w:numPr>
+        <w:spacing w:after="80"/>
+      </w:pPr>
+      <w:r>
+        <w:rPr>
+          <w:rFonts w:ascii="Calibri" w:cs="Calibri" w:eastAsia="Calibri" w:hAnsi="Calibri"/>
+          <w:sz w:val="22"/>
+          <w:szCs w:val="22"/>
+        </w:rPr>
+        <w:t xml:space="preserve">Step 7 — numbers. k = 1: sin²(π/6) = (½)² = ¼, X₁ = −j(2/π)(¼) = −j/(2π) = −0.1592j. k = 2: sin²(π/3) = (0.8660)² = ¾, X₂ = −j(2/(2π))(¾) = −0.2387j. k = 3: sin²(π/2) = 1, X₃ = −j2/(3π) = −0.2122j. k = 4: sin²(2π/3) = ¾, X₄ = −j(2/(4π))(¾) = −0.1194j. k = 5: sin²(5π/6) = ¼, X₅ = −j(2/(5π))(¼) = −0.0318j. k = 0: the numerator sin² → 0 and the DC term is the mean of x = 0.</w:t>
+      </w:r>
+    </w:p>
+    <w:p>
+      <w:pPr>
+        <w:pStyle w:val="ListParagraph"/>
+        <w:numPr>
+          <w:ilvl w:val="0"/>
+          <w:numId w:val="2"/>
+        </w:numPr>
+        <w:spacing w:after="80"/>
+      </w:pPr>
+      <w:r>
+        <w:rPr>
+          <w:rFonts w:ascii="Calibri" w:cs="Calibri" w:eastAsia="Calibri" w:hAnsi="Calibri"/>
+          <w:sz w:val="22"/>
+          <w:szCs w:val="22"/>
+        </w:rPr>
+        <w:t xml:space="preserve">Check with a second method (direct integral, T₀ = 1, k = 1): X₁ = ∫₀^{1/6}e^{−j2πt}dt − ∫_{−1/6}^0 e^{−j2πt}dt. First = (1 − e^{−jπ/3})/(j2π); second = (e^{jπ/3} − 1)/(j2π). Difference = (2 − e^{jπ/3} − e^{−jπ/3})/(j2π) = (2 − 2cos(π/3))/(j2π) = 1/(j2π) = −j/(2π) ✓. The notebook (cell 4) agrees with the formula for k = −5 … 5.</w:t>
+      </w:r>
+    </w:p>
+    <w:p>
+      <w:pPr>
+        <w:pStyle w:val="ListParagraph"/>
+        <w:numPr>
+          <w:ilvl w:val="0"/>
+          <w:numId w:val="2"/>
+        </w:numPr>
+        <w:spacing w:after="80"/>
+      </w:pPr>
+      <w:r>
+        <w:rPr>
+          <w:rFonts w:ascii="Calibri" w:cs="Calibri" w:eastAsia="Calibri" w:hAnsi="Calibri"/>
+          <w:sz w:val="22"/>
+          <w:szCs w:val="22"/>
+        </w:rPr>
+        <w:t xml:space="preserve">Symmetry check: all X_k purely imaginary, X₋ₖ = −X_k (e.g. X₋₁ = +0.1592j), as the rule for real odd signals demands.</w:t>
       </w:r>
     </w:p>
     <w:p>
@@ -921,53 +1539,115 @@
           <w:sz w:val="22"/>
           <w:szCs w:val="22"/>
         </w:rPr>
-        <w:t xml:space="preserve">y(t) = x(t)e^{jKω₀t} ⇒ Y_k = X_{k−K}: for K &gt; 0 each coefficient slides K slots to the right; the value at index k − K now sits at k.</w:t>
-      </w:r>
-    </w:p>
-    <w:p>
-      <w:pPr>
-        <w:pStyle w:val="ListParagraph"/>
-        <w:numPr>
-          <w:ilvl w:val="0"/>
-          <w:numId w:val="2"/>
-        </w:numPr>
-        <w:spacing w:after="80"/>
-      </w:pPr>
-      <w:r>
-        <w:rPr>
-          <w:rFonts w:ascii="Calibri" w:cs="Calibri" w:eastAsia="Calibri" w:hAnsi="Calibri"/>
-          <w:sz w:val="22"/>
-          <w:szCs w:val="22"/>
-        </w:rPr>
-        <w:t xml:space="preserve">Derivation: e^{jKω₀t}e^{−jkω₀t} = e^{−j(k−K)ω₀t}, so Y_k = (1/T₀)∫ x(t)e^{−j(k−K)ω₀t}dt = X_{k−K}, the analysis equation at index k − K.</w:t>
-      </w:r>
-    </w:p>
-    <w:p>
-      <w:pPr>
-        <w:pBdr>
-          <w:left w:val="single" w:color="7A1A1A" w:sz="18" w:space="8"/>
-        </w:pBdr>
-        <w:spacing w:after="140" w:before="100"/>
-        <w:ind w:left="360"/>
-      </w:pPr>
-      <w:r>
-        <w:rPr>
-          <w:rFonts w:ascii="Calibri" w:cs="Calibri" w:eastAsia="Calibri" w:hAnsi="Calibri"/>
-          <w:b/>
-          <w:bCs/>
-          <w:color w:val="7A1A1A"/>
-          <w:sz w:val="22"/>
-          <w:szCs w:val="22"/>
-        </w:rPr>
-        <w:t xml:space="preserve">Common error: </w:t>
-      </w:r>
-      <w:r>
-        <w:rPr>
-          <w:rFonts w:ascii="Calibri" w:cs="Calibri" w:eastAsia="Calibri" w:hAnsi="Calibri"/>
-          <w:sz w:val="22"/>
-          <w:szCs w:val="22"/>
-        </w:rPr>
-        <w:t xml:space="preserve">Modulation shifts the index by K, not the frequency; sign is k − K.</w:t>
+        <w:t xml:space="preserve">Notation: K is an integer (a whole number of harmonics); e^{jKω₀t} is the K-th harmonic phasor, so multiplying by it is “modulation by the K-th harmonic”.</w:t>
+      </w:r>
+    </w:p>
+    <w:p>
+      <w:pPr>
+        <w:pStyle w:val="ListParagraph"/>
+        <w:numPr>
+          <w:ilvl w:val="0"/>
+          <w:numId w:val="2"/>
+        </w:numPr>
+        <w:spacing w:after="80"/>
+      </w:pPr>
+      <w:r>
+        <w:rPr>
+          <w:rFonts w:ascii="Calibri" w:cs="Calibri" w:eastAsia="Calibri" w:hAnsi="Calibri"/>
+          <w:sz w:val="22"/>
+          <w:szCs w:val="22"/>
+        </w:rPr>
+        <w:t xml:space="preserve">Statement: y(t) = x(t)e^{jKω₀t} ⇒ Y_k = X_{k−K}. For K &gt; 0 every coefficient slides K slots to the right: the value that sat at index k − K now sits at k.</w:t>
+      </w:r>
+    </w:p>
+    <w:p>
+      <w:pPr>
+        <w:pStyle w:val="ListParagraph"/>
+        <w:numPr>
+          <w:ilvl w:val="0"/>
+          <w:numId w:val="2"/>
+        </w:numPr>
+        <w:spacing w:after="80"/>
+      </w:pPr>
+      <w:r>
+        <w:rPr>
+          <w:rFonts w:ascii="Calibri" w:cs="Calibri" w:eastAsia="Calibri" w:hAnsi="Calibri"/>
+          <w:sz w:val="22"/>
+          <w:szCs w:val="22"/>
+        </w:rPr>
+        <w:t xml:space="preserve">Derivation, Step 1 — Y_k = (1/T₀)∫ x(t)e^{jKω₀t}e^{−jkω₀t}dt.</w:t>
+      </w:r>
+    </w:p>
+    <w:p>
+      <w:pPr>
+        <w:pStyle w:val="ListParagraph"/>
+        <w:numPr>
+          <w:ilvl w:val="0"/>
+          <w:numId w:val="2"/>
+        </w:numPr>
+        <w:spacing w:after="80"/>
+      </w:pPr>
+      <w:r>
+        <w:rPr>
+          <w:rFonts w:ascii="Calibri" w:cs="Calibri" w:eastAsia="Calibri" w:hAnsi="Calibri"/>
+          <w:sz w:val="22"/>
+          <w:szCs w:val="22"/>
+        </w:rPr>
+        <w:t xml:space="preserve">Step 2 — add the exponents: e^{jKω₀t}e^{−jkω₀t} = e^{−j(k−K)ω₀t}.</w:t>
+      </w:r>
+    </w:p>
+    <w:p>
+      <w:pPr>
+        <w:pStyle w:val="ListParagraph"/>
+        <w:numPr>
+          <w:ilvl w:val="0"/>
+          <w:numId w:val="2"/>
+        </w:numPr>
+        <w:spacing w:after="80"/>
+      </w:pPr>
+      <w:r>
+        <w:rPr>
+          <w:rFonts w:ascii="Calibri" w:cs="Calibri" w:eastAsia="Calibri" w:hAnsi="Calibri"/>
+          <w:sz w:val="22"/>
+          <w:szCs w:val="22"/>
+        </w:rPr>
+        <w:t xml:space="preserve">Step 3 — Y_k = (1/T₀)∫ x(t)e^{−j(k−K)ω₀t}dt. This is the analysis integral with k replaced by k − K, so Y_k = X_{k−K}.</w:t>
+      </w:r>
+    </w:p>
+    <w:p>
+      <w:pPr>
+        <w:pStyle w:val="ListParagraph"/>
+        <w:numPr>
+          <w:ilvl w:val="0"/>
+          <w:numId w:val="2"/>
+        </w:numPr>
+        <w:spacing w:after="80"/>
+      </w:pPr>
+      <w:r>
+        <w:rPr>
+          <w:rFonts w:ascii="Calibri" w:cs="Calibri" w:eastAsia="Calibri" w:hAnsi="Calibri"/>
+          <w:sz w:val="22"/>
+          <w:szCs w:val="22"/>
+        </w:rPr>
+        <w:t xml:space="preserve">Numeric check: x(t) = 1 (X₀ = 1, all others 0), K = 2. y(t) = e^{j2ω₀t}, whose only coefficient is Y₂ = 1. Rule: Y₂ = X_{2−2} = X₀ = 1 ✓ and Y₀ = X_{−2} = 0 ✓. The line at k = 0 moved to k = K = 2 (right).</w:t>
+      </w:r>
+    </w:p>
+    <w:p>
+      <w:pPr>
+        <w:pStyle w:val="ListParagraph"/>
+        <w:numPr>
+          <w:ilvl w:val="0"/>
+          <w:numId w:val="2"/>
+        </w:numPr>
+        <w:spacing w:after="80"/>
+      </w:pPr>
+      <w:r>
+        <w:rPr>
+          <w:rFonts w:ascii="Calibri" w:cs="Calibri" w:eastAsia="Calibri" w:hAnsi="Calibri"/>
+          <w:sz w:val="22"/>
+          <w:szCs w:val="22"/>
+        </w:rPr>
+        <w:t xml:space="preserve">Common error: Modulation shifts the index by K, not the frequency; sign is k − K.</w:t>
       </w:r>
     </w:p>
     <w:p>
@@ -1015,61 +1695,133 @@
           <w:sz w:val="22"/>
           <w:szCs w:val="22"/>
         </w:rPr>
-        <w:t xml:space="preserve">S(t) = centered pulse train, height 1, duty α = ½ (equals 1 for |t| &lt; T₀/4). x = s·cos(ω₀t) keeps the positive lobe of the cosine: a half-wave rectified cosine.</w:t>
-      </w:r>
-    </w:p>
-    <w:p>
-      <w:pPr>
-        <w:pStyle w:val="ListParagraph"/>
-        <w:numPr>
-          <w:ilvl w:val="0"/>
-          <w:numId w:val="2"/>
-        </w:numPr>
-        <w:spacing w:after="80"/>
-      </w:pPr>
-      <w:r>
-        <w:rPr>
-          <w:rFonts w:ascii="Calibri" w:cs="Calibri" w:eastAsia="Calibri" w:hAnsi="Calibri"/>
-          <w:sz w:val="22"/>
-          <w:szCs w:val="22"/>
-        </w:rPr>
-        <w:t xml:space="preserve">Euler: x = ½ s e^{jω₀t} + ½ s e^{−jω₀t}. Modulation with K = ±1 gives X_k = ½S_{k−1} + ½S_{k+1}.</w:t>
-      </w:r>
-    </w:p>
-    <w:p>
-      <w:pPr>
-        <w:pStyle w:val="ListParagraph"/>
-        <w:numPr>
-          <w:ilvl w:val="0"/>
-          <w:numId w:val="2"/>
-        </w:numPr>
-        <w:spacing w:after="80"/>
-      </w:pPr>
-      <w:r>
-        <w:rPr>
-          <w:rFonts w:ascii="Calibri" w:cs="Calibri" w:eastAsia="Calibri" w:hAnsi="Calibri"/>
-          <w:sz w:val="22"/>
-          <w:szCs w:val="22"/>
-        </w:rPr>
-        <w:t xml:space="preserve">Inputs from L19: S₀ = ½, S_m = sin(mπ/2)/(mπ); S_{±1} = 1/π; S_m = 0 for even m ≠ 0.</w:t>
-      </w:r>
-    </w:p>
-    <w:p>
-      <w:pPr>
-        <w:pStyle w:val="ListParagraph"/>
-        <w:numPr>
-          <w:ilvl w:val="0"/>
-          <w:numId w:val="2"/>
-        </w:numPr>
-        <w:spacing w:after="80"/>
-      </w:pPr>
-      <w:r>
-        <w:rPr>
-          <w:rFonts w:ascii="Calibri" w:cs="Calibri" w:eastAsia="Calibri" w:hAnsi="Calibri"/>
-          <w:sz w:val="22"/>
-          <w:szCs w:val="22"/>
-        </w:rPr>
-        <w:t xml:space="preserve">Cases: X₀ = ½(S_{−1} + S_1) = ½(1/π + 1/π) = 1/π. X_{±1} = ½(S₀ + S_{±2}) = ½(½ + 0) = ¼. Odd |k| ≥ 3: k ± 1 are even and nonzero, so X_k = 0.</w:t>
+        <w:t xml:space="preserve">Given: s(t) = centered pulse train, height 1, duty α = ½ (s = 1 for |t| &lt; T₀/4). x(t) = s(t) cos ω₀t keeps the positive lobe of the cosine (cos ω₀t &gt; 0 exactly when |t| &lt; T₀/4): a half-wave rectified cosine.</w:t>
+      </w:r>
+    </w:p>
+    <w:p>
+      <w:pPr>
+        <w:pStyle w:val="ListParagraph"/>
+        <w:numPr>
+          <w:ilvl w:val="0"/>
+          <w:numId w:val="2"/>
+        </w:numPr>
+        <w:spacing w:after="80"/>
+      </w:pPr>
+      <w:r>
+        <w:rPr>
+          <w:rFonts w:ascii="Calibri" w:cs="Calibri" w:eastAsia="Calibri" w:hAnsi="Calibri"/>
+          <w:sz w:val="22"/>
+          <w:szCs w:val="22"/>
+        </w:rPr>
+        <w:t xml:space="preserve">Step 1 — Euler: cos ω₀t = ½e^{jω₀t} + ½e^{−jω₀t}, so x = ½ s e^{jω₀t} + ½ s e^{−jω₀t}.</w:t>
+      </w:r>
+    </w:p>
+    <w:p>
+      <w:pPr>
+        <w:pStyle w:val="ListParagraph"/>
+        <w:numPr>
+          <w:ilvl w:val="0"/>
+          <w:numId w:val="2"/>
+        </w:numPr>
+        <w:spacing w:after="80"/>
+      </w:pPr>
+      <w:r>
+        <w:rPr>
+          <w:rFonts w:ascii="Calibri" w:cs="Calibri" w:eastAsia="Calibri" w:hAnsi="Calibri"/>
+          <w:sz w:val="22"/>
+          <w:szCs w:val="22"/>
+        </w:rPr>
+        <w:t xml:space="preserve">Step 2 — modulation with K = +1 and K = −1 (Y_k = X_{k−K}): X_k = ½S_{k−1} + ½S_{k+1}.</w:t>
+      </w:r>
+    </w:p>
+    <w:p>
+      <w:pPr>
+        <w:pStyle w:val="ListParagraph"/>
+        <w:numPr>
+          <w:ilvl w:val="0"/>
+          <w:numId w:val="2"/>
+        </w:numPr>
+        <w:spacing w:after="80"/>
+      </w:pPr>
+      <w:r>
+        <w:rPr>
+          <w:rFonts w:ascii="Calibri" w:cs="Calibri" w:eastAsia="Calibri" w:hAnsi="Calibri"/>
+          <w:sz w:val="22"/>
+          <w:szCs w:val="22"/>
+        </w:rPr>
+        <w:t xml:space="preserve">Step 3 — inputs from L19 (α = ½): S₀ = ½, S_m = sin(mπ/2)/(mπ). So S_{±1} = 1/π = 0.3183; S_m = 0 for every even m ≠ 0 (sin(mπ/2) = 0); S_{±3} = −1/(3π) = −0.1061; S_{±5} = 1/(5π) = 0.0637.</w:t>
+      </w:r>
+    </w:p>
+    <w:p>
+      <w:pPr>
+        <w:pStyle w:val="ListParagraph"/>
+        <w:numPr>
+          <w:ilvl w:val="0"/>
+          <w:numId w:val="2"/>
+        </w:numPr>
+        <w:spacing w:after="80"/>
+      </w:pPr>
+      <w:r>
+        <w:rPr>
+          <w:rFonts w:ascii="Calibri" w:cs="Calibri" w:eastAsia="Calibri" w:hAnsi="Calibri"/>
+          <w:sz w:val="22"/>
+          <w:szCs w:val="22"/>
+        </w:rPr>
+        <w:t xml:space="preserve">Step 4 — k = 0: X₀ = ½(S₋₁ + S₁) = ½(1/π + 1/π) = 1/π = 0.3183.</w:t>
+      </w:r>
+    </w:p>
+    <w:p>
+      <w:pPr>
+        <w:pStyle w:val="ListParagraph"/>
+        <w:numPr>
+          <w:ilvl w:val="0"/>
+          <w:numId w:val="2"/>
+        </w:numPr>
+        <w:spacing w:after="80"/>
+      </w:pPr>
+      <w:r>
+        <w:rPr>
+          <w:rFonts w:ascii="Calibri" w:cs="Calibri" w:eastAsia="Calibri" w:hAnsi="Calibri"/>
+          <w:sz w:val="22"/>
+          <w:szCs w:val="22"/>
+        </w:rPr>
+        <w:t xml:space="preserve">Step 5 — k = ±1: X₁ = ½(S₀ + S₂) = ½(½ + 0) = ¼; X₋₁ = ½(S₋₂ + S₀) = ¼.</w:t>
+      </w:r>
+    </w:p>
+    <w:p>
+      <w:pPr>
+        <w:pStyle w:val="ListParagraph"/>
+        <w:numPr>
+          <w:ilvl w:val="0"/>
+          <w:numId w:val="2"/>
+        </w:numPr>
+        <w:spacing w:after="80"/>
+      </w:pPr>
+      <w:r>
+        <w:rPr>
+          <w:rFonts w:ascii="Calibri" w:cs="Calibri" w:eastAsia="Calibri" w:hAnsi="Calibri"/>
+          <w:sz w:val="22"/>
+          <w:szCs w:val="22"/>
+        </w:rPr>
+        <w:t xml:space="preserve">Step 6 — odd |k| ≥ 3: k − 1 and k + 1 are both even and nonzero, so S_{k±1} = 0 and X_k = 0. Even k comes next slide.</w:t>
+      </w:r>
+    </w:p>
+    <w:p>
+      <w:pPr>
+        <w:pStyle w:val="ListParagraph"/>
+        <w:numPr>
+          <w:ilvl w:val="0"/>
+          <w:numId w:val="2"/>
+        </w:numPr>
+        <w:spacing w:after="80"/>
+      </w:pPr>
+      <w:r>
+        <w:rPr>
+          <w:rFonts w:ascii="Calibri" w:cs="Calibri" w:eastAsia="Calibri" w:hAnsi="Calibri"/>
+          <w:sz w:val="22"/>
+          <w:szCs w:val="22"/>
+        </w:rPr>
+        <w:t xml:space="preserve">Numeric check of X₀ directly: X₀ is the mean of x over a period = (1/T₀)∫_{−T₀/4}^{T₀/4} cos(ω₀t)dt = (1/T₀)(2/ω₀)sin(π/2) = 2/(2π) = 1/π ✓.</w:t>
       </w:r>
     </w:p>
     <w:p>
@@ -1117,61 +1869,169 @@
           <w:sz w:val="22"/>
           <w:szCs w:val="22"/>
         </w:rPr>
-        <w:t xml:space="preserve">Even k = 2m: use sin(φ ± π/2) = ±cos φ with φ = kπ/2 = mπ and cos(mπ) = (−1)^m. So sin((k+1)π/2) = (−1)^m and sin((k−1)π/2) = −(−1)^m.</w:t>
-      </w:r>
-    </w:p>
-    <w:p>
-      <w:pPr>
-        <w:pStyle w:val="ListParagraph"/>
-        <w:numPr>
-          <w:ilvl w:val="0"/>
-          <w:numId w:val="2"/>
-        </w:numPr>
-        <w:spacing w:after="80"/>
-      </w:pPr>
-      <w:r>
-        <w:rPr>
-          <w:rFonts w:ascii="Calibri" w:cs="Calibri" w:eastAsia="Calibri" w:hAnsi="Calibri"/>
-          <w:sz w:val="22"/>
-          <w:szCs w:val="22"/>
-        </w:rPr>
-        <w:t xml:space="preserve">S_{k+1} = (−1)^m/((k+1)π), S_{k−1} = −(−1)^m/((k−1)π).</w:t>
-      </w:r>
-    </w:p>
-    <w:p>
-      <w:pPr>
-        <w:pStyle w:val="ListParagraph"/>
-        <w:numPr>
-          <w:ilvl w:val="0"/>
-          <w:numId w:val="2"/>
-        </w:numPr>
-        <w:spacing w:after="80"/>
-      </w:pPr>
-      <w:r>
-        <w:rPr>
-          <w:rFonts w:ascii="Calibri" w:cs="Calibri" w:eastAsia="Calibri" w:hAnsi="Calibri"/>
-          <w:sz w:val="22"/>
-          <w:szCs w:val="22"/>
-        </w:rPr>
-        <w:t xml:space="preserve">X_k = ½(S_{k−1} + S_{k+1}) = ((−1)^m/(2π))[1/(k+1) − 1/(k−1)] = ((−1)^m/(2π))·((k−1) − (k+1))/(k²−1) = ((−1)^m/(2π))(−2/(k²−1)) = (−1)^{k/2}/(π(1−k²)).</w:t>
-      </w:r>
-    </w:p>
-    <w:p>
-      <w:pPr>
-        <w:pStyle w:val="ListParagraph"/>
-        <w:numPr>
-          <w:ilvl w:val="0"/>
-          <w:numId w:val="2"/>
-        </w:numPr>
-        <w:spacing w:after="80"/>
-      </w:pPr>
-      <w:r>
-        <w:rPr>
-          <w:rFonts w:ascii="Calibri" w:cs="Calibri" w:eastAsia="Calibri" w:hAnsi="Calibri"/>
-          <w:sz w:val="22"/>
-          <w:szCs w:val="22"/>
-        </w:rPr>
-        <w:t xml:space="preserve">Result: X_{±1} = ¼; X_k = (−1)^{k/2}/(π(1−k²)) for even k including 0; X_k = 0 for other odd k. Check: k = 0 gives 1/π ≈ 0.318; X₂ = 1/(3π) ≈ 0.106; X₄ = −1/(15π) ≈ −0.021.</w:t>
+        <w:t xml:space="preserve">Goal: X_k for even k ≠ 0, k = 2m (m integer). Start from X_k = ½(S_{k−1} + S_{k+1}); here k ± 1 are odd, so both S's are nonzero.</w:t>
+      </w:r>
+    </w:p>
+    <w:p>
+      <w:pPr>
+        <w:pStyle w:val="ListParagraph"/>
+        <w:numPr>
+          <w:ilvl w:val="0"/>
+          <w:numId w:val="2"/>
+        </w:numPr>
+        <w:spacing w:after="80"/>
+      </w:pPr>
+      <w:r>
+        <w:rPr>
+          <w:rFonts w:ascii="Calibri" w:cs="Calibri" w:eastAsia="Calibri" w:hAnsi="Calibri"/>
+          <w:sz w:val="22"/>
+          <w:szCs w:val="22"/>
+        </w:rPr>
+        <w:t xml:space="preserve">Step 1 — S_{k+1} = sin((k+1)π/2)/((k+1)π). With k = 2m: (k+1)π/2 = mπ + π/2.</w:t>
+      </w:r>
+    </w:p>
+    <w:p>
+      <w:pPr>
+        <w:pStyle w:val="ListParagraph"/>
+        <w:numPr>
+          <w:ilvl w:val="0"/>
+          <w:numId w:val="2"/>
+        </w:numPr>
+        <w:spacing w:after="80"/>
+      </w:pPr>
+      <w:r>
+        <w:rPr>
+          <w:rFonts w:ascii="Calibri" w:cs="Calibri" w:eastAsia="Calibri" w:hAnsi="Calibri"/>
+          <w:sz w:val="22"/>
+          <w:szCs w:val="22"/>
+        </w:rPr>
+        <w:t xml:space="preserve">Step 2 — identity sin(φ + π/2) = cos φ, so sin(mπ + π/2) = cos(mπ) = (−1)^m. Hence S_{k+1} = (−1)^m/((k+1)π).</w:t>
+      </w:r>
+    </w:p>
+    <w:p>
+      <w:pPr>
+        <w:pStyle w:val="ListParagraph"/>
+        <w:numPr>
+          <w:ilvl w:val="0"/>
+          <w:numId w:val="2"/>
+        </w:numPr>
+        <w:spacing w:after="80"/>
+      </w:pPr>
+      <w:r>
+        <w:rPr>
+          <w:rFonts w:ascii="Calibri" w:cs="Calibri" w:eastAsia="Calibri" w:hAnsi="Calibri"/>
+          <w:sz w:val="22"/>
+          <w:szCs w:val="22"/>
+        </w:rPr>
+        <w:t xml:space="preserve">Step 3 — S_{k−1} = sin((k−1)π/2)/((k−1)π), (k−1)π/2 = mπ − π/2. Identity sin(φ − π/2) = −cos φ, so sin = −(−1)^m. Hence S_{k−1} = −(−1)^m/((k−1)π).</w:t>
+      </w:r>
+    </w:p>
+    <w:p>
+      <w:pPr>
+        <w:pStyle w:val="ListParagraph"/>
+        <w:numPr>
+          <w:ilvl w:val="0"/>
+          <w:numId w:val="2"/>
+        </w:numPr>
+        <w:spacing w:after="80"/>
+      </w:pPr>
+      <w:r>
+        <w:rPr>
+          <w:rFonts w:ascii="Calibri" w:cs="Calibri" w:eastAsia="Calibri" w:hAnsi="Calibri"/>
+          <w:sz w:val="22"/>
+          <w:szCs w:val="22"/>
+        </w:rPr>
+        <w:t xml:space="preserve">Step 4 — add: X_k = ½[−(−1)^m/((k−1)π) + (−1)^m/((k+1)π)] = ((−1)^m/(2π))[1/(k+1) − 1/(k−1)].</w:t>
+      </w:r>
+    </w:p>
+    <w:p>
+      <w:pPr>
+        <w:pStyle w:val="ListParagraph"/>
+        <w:numPr>
+          <w:ilvl w:val="0"/>
+          <w:numId w:val="2"/>
+        </w:numPr>
+        <w:spacing w:after="80"/>
+      </w:pPr>
+      <w:r>
+        <w:rPr>
+          <w:rFonts w:ascii="Calibri" w:cs="Calibri" w:eastAsia="Calibri" w:hAnsi="Calibri"/>
+          <w:sz w:val="22"/>
+          <w:szCs w:val="22"/>
+        </w:rPr>
+        <w:t xml:space="preserve">Step 5 — common denominator: 1/(k+1) − 1/(k−1) = ((k−1) − (k+1))/((k+1)(k−1)) = −2/(k²−1).</w:t>
+      </w:r>
+    </w:p>
+    <w:p>
+      <w:pPr>
+        <w:pStyle w:val="ListParagraph"/>
+        <w:numPr>
+          <w:ilvl w:val="0"/>
+          <w:numId w:val="2"/>
+        </w:numPr>
+        <w:spacing w:after="80"/>
+      </w:pPr>
+      <w:r>
+        <w:rPr>
+          <w:rFonts w:ascii="Calibri" w:cs="Calibri" w:eastAsia="Calibri" w:hAnsi="Calibri"/>
+          <w:sz w:val="22"/>
+          <w:szCs w:val="22"/>
+        </w:rPr>
+        <w:t xml:space="preserve">Step 6 — X_k = ((−1)^m/(2π))(−2/(k²−1)) = (−1)^m/(π(1−k²)), and (−1)^m = (−1)^{k/2}.</w:t>
+      </w:r>
+    </w:p>
+    <w:p>
+      <w:pPr>
+        <w:pStyle w:val="ListParagraph"/>
+        <w:numPr>
+          <w:ilvl w:val="0"/>
+          <w:numId w:val="2"/>
+        </w:numPr>
+        <w:spacing w:after="80"/>
+      </w:pPr>
+      <w:r>
+        <w:rPr>
+          <w:rFonts w:ascii="Calibri" w:cs="Calibri" w:eastAsia="Calibri" w:hAnsi="Calibri"/>
+          <w:sz w:val="22"/>
+          <w:szCs w:val="22"/>
+        </w:rPr>
+        <w:t xml:space="preserve">Numbers. k = 0 (m = 0): 1/(π·1) = 0.3183 ✓ (matches slide 11). k = 2 (m = 1): (−1)/(π(1−4)) = 1/(3π) = 0.1061. k = 4 (m = 2): (+1)/(π(1−16)) = −1/(15π) = −0.0212. k = 6 (m = 3): (−1)/(π(1−36)) = 1/(35π) = 0.0091.</w:t>
+      </w:r>
+    </w:p>
+    <w:p>
+      <w:pPr>
+        <w:pStyle w:val="ListParagraph"/>
+        <w:numPr>
+          <w:ilvl w:val="0"/>
+          <w:numId w:val="2"/>
+        </w:numPr>
+        <w:spacing w:after="80"/>
+      </w:pPr>
+      <w:r>
+        <w:rPr>
+          <w:rFonts w:ascii="Calibri" w:cs="Calibri" w:eastAsia="Calibri" w:hAnsi="Calibri"/>
+          <w:sz w:val="22"/>
+          <w:szCs w:val="22"/>
+        </w:rPr>
+        <w:t xml:space="preserve">Result: X_{±1} = ¼; X_k = (−1)^{k/2}/(π(1−k²)) for even k including 0; X_k = 0 for other odd k. Note k = ±1 would make 1−k² = 0, which is why those two are listed separately.</w:t>
+      </w:r>
+    </w:p>
+    <w:p>
+      <w:pPr>
+        <w:pStyle w:val="ListParagraph"/>
+        <w:numPr>
+          <w:ilvl w:val="0"/>
+          <w:numId w:val="2"/>
+        </w:numPr>
+        <w:spacing w:after="80"/>
+      </w:pPr>
+      <w:r>
+        <w:rPr>
+          <w:rFonts w:ascii="Calibri" w:cs="Calibri" w:eastAsia="Calibri" w:hAnsi="Calibri"/>
+          <w:sz w:val="22"/>
+          <w:szCs w:val="22"/>
+        </w:rPr>
+        <w:t xml:space="preserve">Check by the notebook (cell 4): numerical X_k for k = −4 … 4 = (−0.0212, 0, 0.1061, 0.25, 0.3183, 0.25, 0.1061, 0, −0.0212), equal to the formula.</w:t>
       </w:r>
     </w:p>
     <w:p>
@@ -1219,25 +2079,97 @@
           <w:sz w:val="22"/>
           <w:szCs w:val="22"/>
         </w:rPr>
-        <w:t xml:space="preserve">Timing ≈ 2 min. Four stem plots for the half-duty pulse train. Top left: S_k. Top right (green): ½S_{k−1}, the spectrum moved right by one. Bottom left (orange): ½S_{k+1}, moved left by one. Bottom right (red): their sum X_k: 0.318 at k = 0, 0.25 at k = ±1, 0.106 at k = ±2, 0 at k = ±3, −0.021 at k = ±4.</w:t>
-      </w:r>
-    </w:p>
-    <w:p>
-      <w:pPr>
-        <w:pStyle w:val="ListParagraph"/>
-        <w:numPr>
-          <w:ilvl w:val="0"/>
-          <w:numId w:val="2"/>
-        </w:numPr>
-        <w:spacing w:after="80"/>
-      </w:pPr>
-      <w:r>
-        <w:rPr>
-          <w:rFonts w:ascii="Calibri" w:cs="Calibri" w:eastAsia="Calibri" w:hAnsi="Calibri"/>
-          <w:sz w:val="22"/>
-          <w:szCs w:val="22"/>
-        </w:rPr>
-        <w:t xml:space="preserve">Tie back to slide 11–12: X₀ = ½(S₋₁ + S₁) = 1/π, X₁ = ½(S₀ + S₂) = ¼.</w:t>
+        <w:t xml:space="preserve">Timing ≈ 2 min.</w:t>
+      </w:r>
+    </w:p>
+    <w:p>
+      <w:pPr>
+        <w:pStyle w:val="ListParagraph"/>
+        <w:numPr>
+          <w:ilvl w:val="0"/>
+          <w:numId w:val="2"/>
+        </w:numPr>
+        <w:spacing w:after="80"/>
+      </w:pPr>
+      <w:r>
+        <w:rPr>
+          <w:rFonts w:ascii="Calibri" w:cs="Calibri" w:eastAsia="Calibri" w:hAnsi="Calibri"/>
+          <w:sz w:val="22"/>
+          <w:szCs w:val="22"/>
+        </w:rPr>
+        <w:t xml:space="preserve">Numbers behind the four panels (half-duty pulse train s, S₀ = ½, S_{±1} = 0.3183, S_{±2} = 0, S_{±3} = −0.1061): top left S_k at k = 0, 1, 2, 3, 4: 0.5, 0.3183, 0, −0.1061, 0.</w:t>
+      </w:r>
+    </w:p>
+    <w:p>
+      <w:pPr>
+        <w:pStyle w:val="ListParagraph"/>
+        <w:numPr>
+          <w:ilvl w:val="0"/>
+          <w:numId w:val="2"/>
+        </w:numPr>
+        <w:spacing w:after="80"/>
+      </w:pPr>
+      <w:r>
+        <w:rPr>
+          <w:rFonts w:ascii="Calibri" w:cs="Calibri" w:eastAsia="Calibri" w:hAnsi="Calibri"/>
+          <w:sz w:val="22"/>
+          <w:szCs w:val="22"/>
+        </w:rPr>
+        <w:t xml:space="preserve">Green, ½S_{k−1}: k = 0 → ½S₋₁ = 0.1592; k = 1 → ½S₀ = 0.25; k = 2 → ½S₁ = 0.1592; k = 3 → ½S₂ = 0; k = 4 → ½S₃ = −0.0531.</w:t>
+      </w:r>
+    </w:p>
+    <w:p>
+      <w:pPr>
+        <w:pStyle w:val="ListParagraph"/>
+        <w:numPr>
+          <w:ilvl w:val="0"/>
+          <w:numId w:val="2"/>
+        </w:numPr>
+        <w:spacing w:after="80"/>
+      </w:pPr>
+      <w:r>
+        <w:rPr>
+          <w:rFonts w:ascii="Calibri" w:cs="Calibri" w:eastAsia="Calibri" w:hAnsi="Calibri"/>
+          <w:sz w:val="22"/>
+          <w:szCs w:val="22"/>
+        </w:rPr>
+        <w:t xml:space="preserve">Orange, ½S_{k+1}: k = 0 → ½S₁ = 0.1592; k = 1 → ½S₂ = 0; k = 2 → ½S₃ = −0.0531; k = 3 → ½S₄ = 0; k = 4 → ½S₅ = 0.0318.</w:t>
+      </w:r>
+    </w:p>
+    <w:p>
+      <w:pPr>
+        <w:pStyle w:val="ListParagraph"/>
+        <w:numPr>
+          <w:ilvl w:val="0"/>
+          <w:numId w:val="2"/>
+        </w:numPr>
+        <w:spacing w:after="80"/>
+      </w:pPr>
+      <w:r>
+        <w:rPr>
+          <w:rFonts w:ascii="Calibri" w:cs="Calibri" w:eastAsia="Calibri" w:hAnsi="Calibri"/>
+          <w:sz w:val="22"/>
+          <w:szCs w:val="22"/>
+        </w:rPr>
+        <w:t xml:space="preserve">Sum (red): k = 0: 0.1592 + 0.1592 = 0.3183. k = 1: 0.25 + 0 = 0.25. k = 2: 0.1592 − 0.0531 = 0.1061. k = 3: 0 + 0 = 0. k = 4: −0.0531 + 0.0318 = −0.0212. Even in k, so the same at −k.</w:t>
+      </w:r>
+    </w:p>
+    <w:p>
+      <w:pPr>
+        <w:pStyle w:val="ListParagraph"/>
+        <w:numPr>
+          <w:ilvl w:val="0"/>
+          <w:numId w:val="2"/>
+        </w:numPr>
+        <w:spacing w:after="80"/>
+      </w:pPr>
+      <w:r>
+        <w:rPr>
+          <w:rFonts w:ascii="Calibri" w:cs="Calibri" w:eastAsia="Calibri" w:hAnsi="Calibri"/>
+          <w:sz w:val="22"/>
+          <w:szCs w:val="22"/>
+        </w:rPr>
+        <w:t xml:space="preserve">Tie back to slides 11–12: X₀ = ½(S₋₁ + S₁) = 1/π, X₁ = ½(S₀ + S₂) = ¼. Point at: green is the original moved right by one slot, orange moved left by one slot, red is their sum.</w:t>
       </w:r>
     </w:p>
     <w:p>
@@ -1285,25 +2217,43 @@
           <w:sz w:val="22"/>
           <w:szCs w:val="22"/>
         </w:rPr>
-        <w:t xml:space="preserve">Figure: Lecture 20 notebook, cell 4. Left: the pulse (gray), the cosine (dotted), and their product (blue), the half-wave rectified cosine. Right: stem plot of X_k for k = −6 … 6.</w:t>
-      </w:r>
-    </w:p>
-    <w:p>
-      <w:pPr>
-        <w:pStyle w:val="ListParagraph"/>
-        <w:numPr>
-          <w:ilvl w:val="0"/>
-          <w:numId w:val="2"/>
-        </w:numPr>
-        <w:spacing w:after="80"/>
-      </w:pPr>
-      <w:r>
-        <w:rPr>
-          <w:rFonts w:ascii="Calibri" w:cs="Calibri" w:eastAsia="Calibri" w:hAnsi="Calibri"/>
-          <w:sz w:val="22"/>
-          <w:szCs w:val="22"/>
-        </w:rPr>
-        <w:t xml:space="preserve">Point at: X₀ ≈ 0.318 (tallest), X_{±1} = 0.25, X_{±2} ≈ 0.106, zeros at odd |k| ≥ 3, X_{±4} ≈ −0.021 (small negative). These are exactly the values of slides 11–12.</w:t>
+        <w:t xml:space="preserve">Figure: Lecture 20 notebook, cell 4. Left: the pulse (gray), the cosine (dotted), and their product (blue), the half-wave rectified cosine. Right: stem plot of X_k for k = −6 … 6, computed numerically as (1/T₀)∫ x e^{−jkω₀t}dt.</w:t>
+      </w:r>
+    </w:p>
+    <w:p>
+      <w:pPr>
+        <w:pStyle w:val="ListParagraph"/>
+        <w:numPr>
+          <w:ilvl w:val="0"/>
+          <w:numId w:val="2"/>
+        </w:numPr>
+        <w:spacing w:after="80"/>
+      </w:pPr>
+      <w:r>
+        <w:rPr>
+          <w:rFonts w:ascii="Calibri" w:cs="Calibri" w:eastAsia="Calibri" w:hAnsi="Calibri"/>
+          <w:sz w:val="22"/>
+          <w:szCs w:val="22"/>
+        </w:rPr>
+        <w:t xml:space="preserve">Numbers behind the stems: X₀ = 1/π = 0.3183; X_{±1} = ¼ = 0.25; X_{±2} = 1/(3π) = 0.1061; X_{±3} = 0; X_{±4} = −1/(15π) = −0.0212; X_{±5} = 0; X_{±6} = 1/(35π) = 0.0091.</w:t>
+      </w:r>
+    </w:p>
+    <w:p>
+      <w:pPr>
+        <w:pStyle w:val="ListParagraph"/>
+        <w:numPr>
+          <w:ilvl w:val="0"/>
+          <w:numId w:val="2"/>
+        </w:numPr>
+        <w:spacing w:after="80"/>
+      </w:pPr>
+      <w:r>
+        <w:rPr>
+          <w:rFonts w:ascii="Calibri" w:cs="Calibri" w:eastAsia="Calibri" w:hAnsi="Calibri"/>
+          <w:sz w:val="22"/>
+          <w:szCs w:val="22"/>
+        </w:rPr>
+        <w:t xml:space="preserve">Point at: tallest stem at k = 0; the two stems at ±1 at 0.25; zeros at odd |k| ≥ 3; the small negative stems at ±4. These are exactly the values of slides 11–12 (the notebook now prints numerical and formula values side by side and they agree).</w:t>
       </w:r>
     </w:p>
     <w:p>
@@ -1369,25 +2319,79 @@
           <w:sz w:val="22"/>
           <w:szCs w:val="22"/>
         </w:rPr>
-        <w:t xml:space="preserve">Time convolution s(t) = (1/T₀)∫_{T₀} x(τ)y(t − τ)dτ gives S_k = X_k Y_k; this is periodic convolution, the analogue of circular convolution. The 1/T₀ makes the product exact.</w:t>
-      </w:r>
-    </w:p>
-    <w:p>
-      <w:pPr>
-        <w:pStyle w:val="ListParagraph"/>
-        <w:numPr>
-          <w:ilvl w:val="0"/>
-          <w:numId w:val="2"/>
-        </w:numPr>
-        <w:spacing w:after="80"/>
-      </w:pPr>
-      <w:r>
-        <w:rPr>
-          <w:rFonts w:ascii="Calibri" w:cs="Calibri" w:eastAsia="Calibri" w:hAnsi="Calibri"/>
-          <w:sz w:val="22"/>
-          <w:szCs w:val="22"/>
-        </w:rPr>
-        <w:t xml:space="preserve">Pointwise product s = xy gives S_k = Σ_{ℓ∈ℤ} X_ℓ Y_{k−ℓ}: an infinite sum over ℤ, not periodic in k.</w:t>
+        <w:t xml:space="preserve">Notation. x*y (time convolution) = (1/T₀)∫_{T₀}x(τ)y(t−τ)dτ: slide y backwards over x and average over one period. Σ_{ℓ∈ℤ} means add over every integer ℓ. X∗Y denotes the coefficient sum Σ_ℓ X_ℓY_{k−ℓ}. (The slide now carries a short notation box with the example below.)</w:t>
+      </w:r>
+    </w:p>
+    <w:p>
+      <w:pPr>
+        <w:pStyle w:val="ListParagraph"/>
+        <w:numPr>
+          <w:ilvl w:val="0"/>
+          <w:numId w:val="2"/>
+        </w:numPr>
+        <w:spacing w:after="80"/>
+      </w:pPr>
+      <w:r>
+        <w:rPr>
+          <w:rFonts w:ascii="Calibri" w:cs="Calibri" w:eastAsia="Calibri" w:hAnsi="Calibri"/>
+          <w:sz w:val="22"/>
+          <w:szCs w:val="22"/>
+        </w:rPr>
+        <w:t xml:space="preserve">Time convolution: s(t) = (1/T₀)∫_{T₀}x(τ)y(t−τ)dτ gives S_k = X_kY_k. This is periodic convolution, the analogue of circular convolution. The 1/T₀ makes the product exact.</w:t>
+      </w:r>
+    </w:p>
+    <w:p>
+      <w:pPr>
+        <w:pStyle w:val="ListParagraph"/>
+        <w:numPr>
+          <w:ilvl w:val="0"/>
+          <w:numId w:val="2"/>
+        </w:numPr>
+        <w:spacing w:after="80"/>
+      </w:pPr>
+      <w:r>
+        <w:rPr>
+          <w:rFonts w:ascii="Calibri" w:cs="Calibri" w:eastAsia="Calibri" w:hAnsi="Calibri"/>
+          <w:sz w:val="22"/>
+          <w:szCs w:val="22"/>
+        </w:rPr>
+        <w:t xml:space="preserve">Pointwise product: s(t) = x(t)y(t) gives S_k = Σ_{ℓ∈ℤ}X_ℓY_{k−ℓ}: an infinite sum over ℤ, not periodic in k.</w:t>
+      </w:r>
+    </w:p>
+    <w:p>
+      <w:pPr>
+        <w:pStyle w:val="ListParagraph"/>
+        <w:numPr>
+          <w:ilvl w:val="0"/>
+          <w:numId w:val="2"/>
+        </w:numPr>
+        <w:spacing w:after="80"/>
+      </w:pPr>
+      <w:r>
+        <w:rPr>
+          <w:rFonts w:ascii="Calibri" w:cs="Calibri" w:eastAsia="Calibri" w:hAnsi="Calibri"/>
+          <w:sz w:val="22"/>
+          <w:szCs w:val="22"/>
+        </w:rPr>
+        <w:t xml:space="preserve">Example 1 (product). x = y = cos ω₀t, X_{±1} = Y_{±1} = ½, all others 0. S₀ = Σ_ℓ X_ℓY_{−ℓ} = X₁Y₋₁ + X₋₁Y₁ = ¼ + ¼ = ½. S₂ = X₁Y₁ = ¼ (ℓ = 1 is the only nonzero term). S₋₂ = X₋₁Y₋₁ = ¼. So s = ½ + ¼e^{j2ω₀t} + ¼e^{−j2ω₀t} = ½ + ½cos 2ω₀t = cos²ω₀t ✓.</w:t>
+      </w:r>
+    </w:p>
+    <w:p>
+      <w:pPr>
+        <w:pStyle w:val="ListParagraph"/>
+        <w:numPr>
+          <w:ilvl w:val="0"/>
+          <w:numId w:val="2"/>
+        </w:numPr>
+        <w:spacing w:after="80"/>
+      </w:pPr>
+      <w:r>
+        <w:rPr>
+          <w:rFonts w:ascii="Calibri" w:cs="Calibri" w:eastAsia="Calibri" w:hAnsi="Calibri"/>
+          <w:sz w:val="22"/>
+          <w:szCs w:val="22"/>
+        </w:rPr>
+        <w:t xml:space="preserve">Example 2 (time convolution). Same x, y: S_{±1} = X_{±1}Y_{±1} = ¼, others 0, so s(t) = ¼e^{jω₀t} + ¼e^{−jω₀t} = ½cos ω₀t. Direct check: (1/T₀)∫cos(ω₀τ)cos(ω₀(t−τ))dτ = (1/T₀)∫½[cos(ω₀t) + cos(ω₀(2τ−t))]dτ = ½cos ω₀t + 0 ✓ (product-to-sum identity; the second cosine integrates to 0 over whole periods).</w:t>
       </w:r>
     </w:p>
     <w:p>
@@ -1435,25 +2439,169 @@
           <w:sz w:val="22"/>
           <w:szCs w:val="22"/>
         </w:rPr>
-        <w:t xml:space="preserve">Time convolution: insert the definition into S_k; swap integrals; write e^{−jkω₀t} = e^{−jkω₀τ}e^{−jkω₀(t−τ)}; set u = t − τ (periodicity keeps the interval length T₀). The double integral factors into [(1/T₀)∫x(τ)e^{−jkω₀τ}dτ][(1/T₀)∫y(u)e^{−jkω₀u}du] = X_kY_k.</w:t>
-      </w:r>
-    </w:p>
-    <w:p>
-      <w:pPr>
-        <w:pStyle w:val="ListParagraph"/>
-        <w:numPr>
-          <w:ilvl w:val="0"/>
-          <w:numId w:val="2"/>
-        </w:numPr>
-        <w:spacing w:after="80"/>
-      </w:pPr>
-      <w:r>
-        <w:rPr>
-          <w:rFonts w:ascii="Calibri" w:cs="Calibri" w:eastAsia="Calibri" w:hAnsi="Calibri"/>
-          <w:sz w:val="22"/>
-          <w:szCs w:val="22"/>
-        </w:rPr>
-        <w:t xml:space="preserve">Product: expand y(t) = Σ_m Y_m e^{jmω₀t}. Then S_k = Σ_m Y_m (1/T₀)∫ x(t)e^{−j(k−m)ω₀t}dt = Σ_m Y_m X_{k−m}; each term is the modulation rule with K = m. Renaming ℓ = k − m gives Σ_ℓ X_ℓ Y_{k−ℓ}.</w:t>
+        <w:t xml:space="preserve">Derivation 1 (time convolution ⇒ product). Step 1 — insert the definition: S_k = (1/T₀)∫_{T₀}[(1/T₀)∫_{T₀}x(τ)y(t−τ)dτ]e^{−jkω₀t}dt.</w:t>
+      </w:r>
+    </w:p>
+    <w:p>
+      <w:pPr>
+        <w:pStyle w:val="ListParagraph"/>
+        <w:numPr>
+          <w:ilvl w:val="0"/>
+          <w:numId w:val="2"/>
+        </w:numPr>
+        <w:spacing w:after="80"/>
+      </w:pPr>
+      <w:r>
+        <w:rPr>
+          <w:rFonts w:ascii="Calibri" w:cs="Calibri" w:eastAsia="Calibri" w:hAnsi="Calibri"/>
+          <w:sz w:val="22"/>
+          <w:szCs w:val="22"/>
+        </w:rPr>
+        <w:t xml:space="preserve">Step 2 — swap the order of the two integrals (finite limits, nice functions): S_k = (1/T₀)∫x(τ)[(1/T₀)∫y(t−τ)e^{−jkω₀t}dt]dτ.</w:t>
+      </w:r>
+    </w:p>
+    <w:p>
+      <w:pPr>
+        <w:pStyle w:val="ListParagraph"/>
+        <w:numPr>
+          <w:ilvl w:val="0"/>
+          <w:numId w:val="2"/>
+        </w:numPr>
+        <w:spacing w:after="80"/>
+      </w:pPr>
+      <w:r>
+        <w:rPr>
+          <w:rFonts w:ascii="Calibri" w:cs="Calibri" w:eastAsia="Calibri" w:hAnsi="Calibri"/>
+          <w:sz w:val="22"/>
+          <w:szCs w:val="22"/>
+        </w:rPr>
+        <w:t xml:space="preserve">Step 3 — split the exponential: e^{−jkω₀t} = e^{−jkω₀τ}·e^{−jkω₀(t−τ)} (the exponents add up to −jkω₀t).</w:t>
+      </w:r>
+    </w:p>
+    <w:p>
+      <w:pPr>
+        <w:pStyle w:val="ListParagraph"/>
+        <w:numPr>
+          <w:ilvl w:val="0"/>
+          <w:numId w:val="2"/>
+        </w:numPr>
+        <w:spacing w:after="80"/>
+      </w:pPr>
+      <w:r>
+        <w:rPr>
+          <w:rFonts w:ascii="Calibri" w:cs="Calibri" w:eastAsia="Calibri" w:hAnsi="Calibri"/>
+          <w:sz w:val="22"/>
+          <w:szCs w:val="22"/>
+        </w:rPr>
+        <w:t xml:space="preserve">Step 4 — in the inner integral set u = t − τ (τ is a constant there, dt = du). Periodicity lets u run over any length-T₀ interval. The inner integral becomes (1/T₀)∫y(u)e^{−jkω₀u}du = Y_k, and e^{−jkω₀τ} is constant so it moves outside it.</w:t>
+      </w:r>
+    </w:p>
+    <w:p>
+      <w:pPr>
+        <w:pStyle w:val="ListParagraph"/>
+        <w:numPr>
+          <w:ilvl w:val="0"/>
+          <w:numId w:val="2"/>
+        </w:numPr>
+        <w:spacing w:after="80"/>
+      </w:pPr>
+      <w:r>
+        <w:rPr>
+          <w:rFonts w:ascii="Calibri" w:cs="Calibri" w:eastAsia="Calibri" w:hAnsi="Calibri"/>
+          <w:sz w:val="22"/>
+          <w:szCs w:val="22"/>
+        </w:rPr>
+        <w:t xml:space="preserve">Step 5 — what is left is S_k = [(1/T₀)∫x(τ)e^{−jkω₀τ}dτ]·Y_k = X_kY_k.</w:t>
+      </w:r>
+    </w:p>
+    <w:p>
+      <w:pPr>
+        <w:pStyle w:val="ListParagraph"/>
+        <w:numPr>
+          <w:ilvl w:val="0"/>
+          <w:numId w:val="2"/>
+        </w:numPr>
+        <w:spacing w:after="80"/>
+      </w:pPr>
+      <w:r>
+        <w:rPr>
+          <w:rFonts w:ascii="Calibri" w:cs="Calibri" w:eastAsia="Calibri" w:hAnsi="Calibri"/>
+          <w:sz w:val="22"/>
+          <w:szCs w:val="22"/>
+        </w:rPr>
+        <w:t xml:space="preserve">Derivation 2 (product ⇒ convolution of coefficients). Step 1 — expand y by synthesis: y(t) = Σ_m Y_m e^{jmω₀t}, so s(t) = x(t)Σ_m Y_m e^{jmω₀t}.</w:t>
+      </w:r>
+    </w:p>
+    <w:p>
+      <w:pPr>
+        <w:pStyle w:val="ListParagraph"/>
+        <w:numPr>
+          <w:ilvl w:val="0"/>
+          <w:numId w:val="2"/>
+        </w:numPr>
+        <w:spacing w:after="80"/>
+      </w:pPr>
+      <w:r>
+        <w:rPr>
+          <w:rFonts w:ascii="Calibri" w:cs="Calibri" w:eastAsia="Calibri" w:hAnsi="Calibri"/>
+          <w:sz w:val="22"/>
+          <w:szCs w:val="22"/>
+        </w:rPr>
+        <w:t xml:space="preserve">Step 2 — apply the analysis equation: S_k = (1/T₀)∫ s(t)e^{−jkω₀t}dt = Σ_m Y_m (1/T₀)∫ x(t)e^{jmω₀t}e^{−jkω₀t}dt = Σ_m Y_m (1/T₀)∫ x(t)e^{−j(k−m)ω₀t}dt.</w:t>
+      </w:r>
+    </w:p>
+    <w:p>
+      <w:pPr>
+        <w:pStyle w:val="ListParagraph"/>
+        <w:numPr>
+          <w:ilvl w:val="0"/>
+          <w:numId w:val="2"/>
+        </w:numPr>
+        <w:spacing w:after="80"/>
+      </w:pPr>
+      <w:r>
+        <w:rPr>
+          <w:rFonts w:ascii="Calibri" w:cs="Calibri" w:eastAsia="Calibri" w:hAnsi="Calibri"/>
+          <w:sz w:val="22"/>
+          <w:szCs w:val="22"/>
+        </w:rPr>
+        <w:t xml:space="preserve">Step 3 — the remaining integral is X at index k − m: S_k = Σ_m Y_mX_{k−m}. Each term is the modulation rule with K = m.</w:t>
+      </w:r>
+    </w:p>
+    <w:p>
+      <w:pPr>
+        <w:pStyle w:val="ListParagraph"/>
+        <w:numPr>
+          <w:ilvl w:val="0"/>
+          <w:numId w:val="2"/>
+        </w:numPr>
+        <w:spacing w:after="80"/>
+      </w:pPr>
+      <w:r>
+        <w:rPr>
+          <w:rFonts w:ascii="Calibri" w:cs="Calibri" w:eastAsia="Calibri" w:hAnsi="Calibri"/>
+          <w:sz w:val="22"/>
+          <w:szCs w:val="22"/>
+        </w:rPr>
+        <w:t xml:space="preserve">Step 4 — rename ℓ = k − m (so m = k − ℓ and the sum still covers all integers): S_k = Σ_ℓ X_ℓY_{k−ℓ}.</w:t>
+      </w:r>
+    </w:p>
+    <w:p>
+      <w:pPr>
+        <w:pStyle w:val="ListParagraph"/>
+        <w:numPr>
+          <w:ilvl w:val="0"/>
+          <w:numId w:val="2"/>
+        </w:numPr>
+        <w:spacing w:after="80"/>
+      </w:pPr>
+      <w:r>
+        <w:rPr>
+          <w:rFonts w:ascii="Calibri" w:cs="Calibri" w:eastAsia="Calibri" w:hAnsi="Calibri"/>
+          <w:sz w:val="22"/>
+          <w:szCs w:val="22"/>
+        </w:rPr>
+        <w:t xml:space="preserve">Numeric check: see the two cos ω₀t examples on the previous slide (S₀ = ½, S₂ = ¼ from the sum; S_{±1} = ¼ from the product X_kY_k).</w:t>
       </w:r>
     </w:p>
     <w:p>
@@ -1501,43 +2649,115 @@
           <w:sz w:val="22"/>
           <w:szCs w:val="22"/>
         </w:rPr>
-        <w:t xml:space="preserve">y(t) = x(βt), β &gt; 0 ⇒ Y_k = X_k. y has period T₀/β and fundamental βω₀: the harmonics ride along, so coefficient values are unchanged; only the frequency grid kβω₀ moves.</w:t>
-      </w:r>
-    </w:p>
-    <w:p>
-      <w:pPr>
-        <w:pStyle w:val="ListParagraph"/>
-        <w:numPr>
-          <w:ilvl w:val="0"/>
-          <w:numId w:val="2"/>
-        </w:numPr>
-        <w:spacing w:after="80"/>
-      </w:pPr>
-      <w:r>
-        <w:rPr>
-          <w:rFonts w:ascii="Calibri" w:cs="Calibri" w:eastAsia="Calibri" w:hAnsi="Calibri"/>
-          <w:sz w:val="22"/>
-          <w:szCs w:val="22"/>
-        </w:rPr>
-        <w:t xml:space="preserve">Derivation: over one period of y, [0, T₀/β], put u = βt (dt = du/β, u from 0 to T₀): Y_k = (β/T₀)∫ x(βt)e^{−jk(βω₀)t}dt = (β/T₀)∫_0^{T₀} x(u)e^{−jkω₀u}du/β = X_k.</w:t>
-      </w:r>
-    </w:p>
-    <w:p>
-      <w:pPr>
-        <w:pStyle w:val="ListParagraph"/>
-        <w:numPr>
-          <w:ilvl w:val="0"/>
-          <w:numId w:val="2"/>
-        </w:numPr>
-        <w:spacing w:after="80"/>
-      </w:pPr>
-      <w:r>
-        <w:rPr>
-          <w:rFonts w:ascii="Calibri" w:cs="Calibri" w:eastAsia="Calibri" w:hAnsi="Calibri"/>
-          <w:sz w:val="22"/>
-          <w:szCs w:val="22"/>
-        </w:rPr>
-        <w:t xml:space="preserve">No DFT analogue: the DFT lives on a fixed grid of size N.</w:t>
+        <w:t xml:space="preserve">Notation: β &gt; 0 is a stretch factor. y(t) = x(βt) repeats when βt advances by T₀, so its period is T₀/β and its own fundamental is βω₀ (2π divided by T₀/β). Y_k means the coefficients taken with respect to y’s own period.</w:t>
+      </w:r>
+    </w:p>
+    <w:p>
+      <w:pPr>
+        <w:pStyle w:val="ListParagraph"/>
+        <w:numPr>
+          <w:ilvl w:val="0"/>
+          <w:numId w:val="2"/>
+        </w:numPr>
+        <w:spacing w:after="80"/>
+      </w:pPr>
+      <w:r>
+        <w:rPr>
+          <w:rFonts w:ascii="Calibri" w:cs="Calibri" w:eastAsia="Calibri" w:hAnsi="Calibri"/>
+          <w:sz w:val="22"/>
+          <w:szCs w:val="22"/>
+        </w:rPr>
+        <w:t xml:space="preserve">Statement: Y_k = X_k. The values do not change; only the frequencies kβω₀ at which they sit move.</w:t>
+      </w:r>
+    </w:p>
+    <w:p>
+      <w:pPr>
+        <w:pStyle w:val="ListParagraph"/>
+        <w:numPr>
+          <w:ilvl w:val="0"/>
+          <w:numId w:val="2"/>
+        </w:numPr>
+        <w:spacing w:after="80"/>
+      </w:pPr>
+      <w:r>
+        <w:rPr>
+          <w:rFonts w:ascii="Calibri" w:cs="Calibri" w:eastAsia="Calibri" w:hAnsi="Calibri"/>
+          <w:sz w:val="22"/>
+          <w:szCs w:val="22"/>
+        </w:rPr>
+        <w:t xml:space="preserve">Derivation, Step 1 — over one period of y, [0, T₀/β]: Y_k = (1/(T₀/β))∫_0^{T₀/β}x(βt)e^{−jk(βω₀)t}dt = (β/T₀)∫…</w:t>
+      </w:r>
+    </w:p>
+    <w:p>
+      <w:pPr>
+        <w:pStyle w:val="ListParagraph"/>
+        <w:numPr>
+          <w:ilvl w:val="0"/>
+          <w:numId w:val="2"/>
+        </w:numPr>
+        <w:spacing w:after="80"/>
+      </w:pPr>
+      <w:r>
+        <w:rPr>
+          <w:rFonts w:ascii="Calibri" w:cs="Calibri" w:eastAsia="Calibri" w:hAnsi="Calibri"/>
+          <w:sz w:val="22"/>
+          <w:szCs w:val="22"/>
+        </w:rPr>
+        <w:t xml:space="preserve">Step 2 — substitute u = βt, so t = u/β, dt = du/β; t = 0 → u = 0 and t = T₀/β → u = T₀. Also (βω₀)t = ω₀u.</w:t>
+      </w:r>
+    </w:p>
+    <w:p>
+      <w:pPr>
+        <w:pStyle w:val="ListParagraph"/>
+        <w:numPr>
+          <w:ilvl w:val="0"/>
+          <w:numId w:val="2"/>
+        </w:numPr>
+        <w:spacing w:after="80"/>
+      </w:pPr>
+      <w:r>
+        <w:rPr>
+          <w:rFonts w:ascii="Calibri" w:cs="Calibri" w:eastAsia="Calibri" w:hAnsi="Calibri"/>
+          <w:sz w:val="22"/>
+          <w:szCs w:val="22"/>
+        </w:rPr>
+        <w:t xml:space="preserve">Step 3 — Y_k = (β/T₀)∫_0^{T₀}x(u)e^{−jkω₀u}(du/β). The two β cancel: Y_k = (1/T₀)∫_0^{T₀}x(u)e^{−jkω₀u}du = X_k.</w:t>
+      </w:r>
+    </w:p>
+    <w:p>
+      <w:pPr>
+        <w:pStyle w:val="ListParagraph"/>
+        <w:numPr>
+          <w:ilvl w:val="0"/>
+          <w:numId w:val="2"/>
+        </w:numPr>
+        <w:spacing w:after="80"/>
+      </w:pPr>
+      <w:r>
+        <w:rPr>
+          <w:rFonts w:ascii="Calibri" w:cs="Calibri" w:eastAsia="Calibri" w:hAnsi="Calibri"/>
+          <w:sz w:val="22"/>
+          <w:szCs w:val="22"/>
+        </w:rPr>
+        <w:t xml:space="preserve">Numeric example: x = cos ω₀t (X_{±1} = ½), β = 2, y = cos 2ω₀t. y’s own fundamental is 2ω₀ and y = ½e^{j(2ω₀)t} + ½e^{−j(2ω₀)t}, so Y_{±1} = ½ = X_{±1} ✓. On the old grid kω₀ these lines sit at k = ±2, which is the pitfall on slide 24.</w:t>
+      </w:r>
+    </w:p>
+    <w:p>
+      <w:pPr>
+        <w:pStyle w:val="ListParagraph"/>
+        <w:numPr>
+          <w:ilvl w:val="0"/>
+          <w:numId w:val="2"/>
+        </w:numPr>
+        <w:spacing w:after="80"/>
+      </w:pPr>
+      <w:r>
+        <w:rPr>
+          <w:rFonts w:ascii="Calibri" w:cs="Calibri" w:eastAsia="Calibri" w:hAnsi="Calibri"/>
+          <w:sz w:val="22"/>
+          <w:szCs w:val="22"/>
+        </w:rPr>
+        <w:t xml:space="preserve">No DFT analogue: the DFT lives on a fixed grid of size N. Notebook cell 2 checks it with x(2t); the check now divides by the period (1/T₀) so the stretched signal’s coefficients equal S_k (earlier the factor was missing and the check printed False).</w:t>
       </w:r>
     </w:p>
     <w:p>
@@ -1585,89 +2805,169 @@
           <w:sz w:val="22"/>
           <w:szCs w:val="22"/>
         </w:rPr>
-        <w:t xml:space="preserve">Find the FS of z = 2x − y; x has period T₀ = 4 and X_k = 1/k (k ≠ 0); y(t) = x(t − 1), so T = 1.</w:t>
-      </w:r>
-    </w:p>
-    <w:p>
-      <w:pPr>
-        <w:pStyle w:val="ListParagraph"/>
-        <w:numPr>
-          <w:ilvl w:val="0"/>
-          <w:numId w:val="2"/>
-        </w:numPr>
-        <w:spacing w:after="80"/>
-      </w:pPr>
-      <w:r>
-        <w:rPr>
-          <w:rFonts w:ascii="Calibri" w:cs="Calibri" w:eastAsia="Calibri" w:hAnsi="Calibri"/>
-          <w:sz w:val="22"/>
-          <w:szCs w:val="22"/>
-        </w:rPr>
-        <w:t xml:space="preserve">Step 1: ω₀ = 2π/4 = π/2, ω₀T = π/2, so Y_k = e^{−jkπ/2}/k.</w:t>
-      </w:r>
-    </w:p>
-    <w:p>
-      <w:pPr>
-        <w:pStyle w:val="ListParagraph"/>
-        <w:numPr>
-          <w:ilvl w:val="0"/>
-          <w:numId w:val="2"/>
-        </w:numPr>
-        <w:spacing w:after="80"/>
-      </w:pPr>
-      <w:r>
-        <w:rPr>
-          <w:rFonts w:ascii="Calibri" w:cs="Calibri" w:eastAsia="Calibri" w:hAnsi="Calibri"/>
-          <w:sz w:val="22"/>
-          <w:szCs w:val="22"/>
-        </w:rPr>
-        <w:t xml:space="preserve">Step 2: linearity, Z_k = 2X_k − Y_k = (2 − e^{−jkπ/2})/k, k ≠ 0.</w:t>
-      </w:r>
-    </w:p>
-    <w:p>
-      <w:pPr>
-        <w:pStyle w:val="ListParagraph"/>
-        <w:numPr>
-          <w:ilvl w:val="0"/>
-          <w:numId w:val="2"/>
-        </w:numPr>
-        <w:spacing w:after="80"/>
-      </w:pPr>
-      <w:r>
-        <w:rPr>
-          <w:rFonts w:ascii="Calibri" w:cs="Calibri" w:eastAsia="Calibri" w:hAnsi="Calibri"/>
-          <w:sz w:val="22"/>
-          <w:szCs w:val="22"/>
-        </w:rPr>
-        <w:t xml:space="preserve">Step 3 with Euler e^{−jφ} = cos φ − j sin φ: Z₁ = 2 − e^{−jπ/2} = 2 − (0 − j) = 2 + j. Z₂ = (2 − e^{−jπ})/2 = (2 + 1)/2 = 3/2. Z₃ = (2 − e^{−j3π/2})/3 = (2 − j)/3 since e^{−j3π/2} = j. Z₄ = (2 − e^{−j2π})/4 = 1/4.</w:t>
-      </w:r>
-    </w:p>
-    <w:p>
-      <w:pPr>
-        <w:pBdr>
-          <w:left w:val="single" w:color="7A1A1A" w:sz="18" w:space="8"/>
-        </w:pBdr>
-        <w:spacing w:after="140" w:before="100"/>
-        <w:ind w:left="360"/>
-      </w:pPr>
-      <w:r>
-        <w:rPr>
-          <w:rFonts w:ascii="Calibri" w:cs="Calibri" w:eastAsia="Calibri" w:hAnsi="Calibri"/>
-          <w:b/>
-          <w:bCs/>
-          <w:color w:val="7A1A1A"/>
-          <w:sz w:val="22"/>
-          <w:szCs w:val="22"/>
-        </w:rPr>
-        <w:t xml:space="preserve">Note: </w:t>
-      </w:r>
-      <w:r>
-        <w:rPr>
-          <w:rFonts w:ascii="Calibri" w:cs="Calibri" w:eastAsia="Calibri" w:hAnsi="Calibri"/>
-          <w:sz w:val="22"/>
-          <w:szCs w:val="22"/>
-        </w:rPr>
-        <w:t xml:space="preserve">X₀ was not given, so Z₀ = 2X₀ − Y₀ = X₀ (Y₀ = X₀ because a shift does not change the average).</w:t>
+        <w:t xml:space="preserve">Given: x has period T₀ = 4 and X_k = 1/k for k ≠ 0 (X₀ not given); y(t) = x(t − 1) so T = 1; z = 2x − y. Find Z_k.</w:t>
+      </w:r>
+    </w:p>
+    <w:p>
+      <w:pPr>
+        <w:pStyle w:val="ListParagraph"/>
+        <w:numPr>
+          <w:ilvl w:val="0"/>
+          <w:numId w:val="2"/>
+        </w:numPr>
+        <w:spacing w:after="80"/>
+      </w:pPr>
+      <w:r>
+        <w:rPr>
+          <w:rFonts w:ascii="Calibri" w:cs="Calibri" w:eastAsia="Calibri" w:hAnsi="Calibri"/>
+          <w:sz w:val="22"/>
+          <w:szCs w:val="22"/>
+        </w:rPr>
+        <w:t xml:space="preserve">Tools: Prop 4 (shift): Y_k = e^{−jkω₀T}X_k. Linearity: Z_k = 2X_k − Y_k. Euler: e^{−jφ} = cos φ − j sin φ.</w:t>
+      </w:r>
+    </w:p>
+    <w:p>
+      <w:pPr>
+        <w:pStyle w:val="ListParagraph"/>
+        <w:numPr>
+          <w:ilvl w:val="0"/>
+          <w:numId w:val="2"/>
+        </w:numPr>
+        <w:spacing w:after="80"/>
+      </w:pPr>
+      <w:r>
+        <w:rPr>
+          <w:rFonts w:ascii="Calibri" w:cs="Calibri" w:eastAsia="Calibri" w:hAnsi="Calibri"/>
+          <w:sz w:val="22"/>
+          <w:szCs w:val="22"/>
+        </w:rPr>
+        <w:t xml:space="preserve">Step 1 — ω₀ = 2π/T₀ = 2π/4 = π/2 rad/s. ω₀T = (π/2)(1) = π/2. So Y_k = e^{−jkπ/2}/k.</w:t>
+      </w:r>
+    </w:p>
+    <w:p>
+      <w:pPr>
+        <w:pStyle w:val="ListParagraph"/>
+        <w:numPr>
+          <w:ilvl w:val="0"/>
+          <w:numId w:val="2"/>
+        </w:numPr>
+        <w:spacing w:after="80"/>
+      </w:pPr>
+      <w:r>
+        <w:rPr>
+          <w:rFonts w:ascii="Calibri" w:cs="Calibri" w:eastAsia="Calibri" w:hAnsi="Calibri"/>
+          <w:sz w:val="22"/>
+          <w:szCs w:val="22"/>
+        </w:rPr>
+        <w:t xml:space="preserve">Step 2 — linearity: Z_k = 2/k − e^{−jkπ/2}/k = (2 − e^{−jkπ/2})/k, k ≠ 0.</w:t>
+      </w:r>
+    </w:p>
+    <w:p>
+      <w:pPr>
+        <w:pStyle w:val="ListParagraph"/>
+        <w:numPr>
+          <w:ilvl w:val="0"/>
+          <w:numId w:val="2"/>
+        </w:numPr>
+        <w:spacing w:after="80"/>
+      </w:pPr>
+      <w:r>
+        <w:rPr>
+          <w:rFonts w:ascii="Calibri" w:cs="Calibri" w:eastAsia="Calibri" w:hAnsi="Calibri"/>
+          <w:sz w:val="22"/>
+          <w:szCs w:val="22"/>
+        </w:rPr>
+        <w:t xml:space="preserve">Step 3, k = 1 — e^{−jπ/2} = cos(π/2) − j sin(π/2) = 0 − j = −j. Z₁ = (2 − (−j))/1 = 2 + j.</w:t>
+      </w:r>
+    </w:p>
+    <w:p>
+      <w:pPr>
+        <w:pStyle w:val="ListParagraph"/>
+        <w:numPr>
+          <w:ilvl w:val="0"/>
+          <w:numId w:val="2"/>
+        </w:numPr>
+        <w:spacing w:after="80"/>
+      </w:pPr>
+      <w:r>
+        <w:rPr>
+          <w:rFonts w:ascii="Calibri" w:cs="Calibri" w:eastAsia="Calibri" w:hAnsi="Calibri"/>
+          <w:sz w:val="22"/>
+          <w:szCs w:val="22"/>
+        </w:rPr>
+        <w:t xml:space="preserve">k = 2 — e^{−jπ} = cos π − j sin π = −1 − 0 = −1. Z₂ = (2 − (−1))/2 = 3/2.</w:t>
+      </w:r>
+    </w:p>
+    <w:p>
+      <w:pPr>
+        <w:pStyle w:val="ListParagraph"/>
+        <w:numPr>
+          <w:ilvl w:val="0"/>
+          <w:numId w:val="2"/>
+        </w:numPr>
+        <w:spacing w:after="80"/>
+      </w:pPr>
+      <w:r>
+        <w:rPr>
+          <w:rFonts w:ascii="Calibri" w:cs="Calibri" w:eastAsia="Calibri" w:hAnsi="Calibri"/>
+          <w:sz w:val="22"/>
+          <w:szCs w:val="22"/>
+        </w:rPr>
+        <w:t xml:space="preserve">k = 3 — e^{−j3π/2} = cos(3π/2) − j sin(3π/2) = 0 − j(−1) = +j. Z₃ = (2 − j)/3 = 0.6667 − 0.3333j.</w:t>
+      </w:r>
+    </w:p>
+    <w:p>
+      <w:pPr>
+        <w:pStyle w:val="ListParagraph"/>
+        <w:numPr>
+          <w:ilvl w:val="0"/>
+          <w:numId w:val="2"/>
+        </w:numPr>
+        <w:spacing w:after="80"/>
+      </w:pPr>
+      <w:r>
+        <w:rPr>
+          <w:rFonts w:ascii="Calibri" w:cs="Calibri" w:eastAsia="Calibri" w:hAnsi="Calibri"/>
+          <w:sz w:val="22"/>
+          <w:szCs w:val="22"/>
+        </w:rPr>
+        <w:t xml:space="preserve">k = 4 — e^{−j2π} = 1. Z₄ = (2 − 1)/4 = 1/4.</w:t>
+      </w:r>
+    </w:p>
+    <w:p>
+      <w:pPr>
+        <w:pStyle w:val="ListParagraph"/>
+        <w:numPr>
+          <w:ilvl w:val="0"/>
+          <w:numId w:val="2"/>
+        </w:numPr>
+        <w:spacing w:after="80"/>
+      </w:pPr>
+      <w:r>
+        <w:rPr>
+          <w:rFonts w:ascii="Calibri" w:cs="Calibri" w:eastAsia="Calibri" w:hAnsi="Calibri"/>
+          <w:sz w:val="22"/>
+          <w:szCs w:val="22"/>
+        </w:rPr>
+        <w:t xml:space="preserve">Check: with numpy, (2 − e^{−jkπ/2})/k for k = 1…4 gives 2+1j, 1.5, 0.6667−0.3333j, 0.25 ✓. Check of the idea: |Y_k| = |X_k| = 1/k, e.g. |Y₁| = |−j| = 1 ✓.</w:t>
+      </w:r>
+    </w:p>
+    <w:p>
+      <w:pPr>
+        <w:pStyle w:val="ListParagraph"/>
+        <w:numPr>
+          <w:ilvl w:val="0"/>
+          <w:numId w:val="2"/>
+        </w:numPr>
+        <w:spacing w:after="80"/>
+      </w:pPr>
+      <w:r>
+        <w:rPr>
+          <w:rFonts w:ascii="Calibri" w:cs="Calibri" w:eastAsia="Calibri" w:hAnsi="Calibri"/>
+          <w:sz w:val="22"/>
+          <w:szCs w:val="22"/>
+        </w:rPr>
+        <w:t xml:space="preserve">Note: X₀ was not given, so Z₀ = 2X₀ − Y₀ = X₀ (Y₀ = X₀ because e^{−j0} = 1: a shift does not change the average).</w:t>
       </w:r>
     </w:p>
     <w:p>
@@ -1715,43 +3015,79 @@
           <w:sz w:val="22"/>
           <w:szCs w:val="22"/>
         </w:rPr>
-        <w:t xml:space="preserve">x(t) = t/T₀ for 0 ≤ t &lt; T₀, period T₀, ω₀ = 2π/T₀. Even part x_e = (x(t) + x(−t))/2, odd part x_o = (x(t) − x(−t))/2.</w:t>
-      </w:r>
-    </w:p>
-    <w:p>
-      <w:pPr>
-        <w:pStyle w:val="ListParagraph"/>
-        <w:numPr>
-          <w:ilvl w:val="0"/>
-          <w:numId w:val="2"/>
-        </w:numPr>
-        <w:spacing w:after="80"/>
-      </w:pPr>
-      <w:r>
-        <w:rPr>
-          <w:rFonts w:ascii="Calibri" w:cs="Calibri" w:eastAsia="Calibri" w:hAnsi="Calibri"/>
-          <w:sz w:val="22"/>
-          <w:szCs w:val="22"/>
-        </w:rPr>
-        <w:t xml:space="preserve">Step 1: for 0 &lt; t &lt; T₀, −t is equivalent to T₀ − t by periodicity, so x(−t) = (T₀ − t)/T₀ = 1 − t/T₀.</w:t>
-      </w:r>
-    </w:p>
-    <w:p>
-      <w:pPr>
-        <w:pStyle w:val="ListParagraph"/>
-        <w:numPr>
-          <w:ilvl w:val="0"/>
-          <w:numId w:val="2"/>
-        </w:numPr>
-        <w:spacing w:after="80"/>
-      </w:pPr>
-      <w:r>
-        <w:rPr>
-          <w:rFonts w:ascii="Calibri" w:cs="Calibri" w:eastAsia="Calibri" w:hAnsi="Calibri"/>
-          <w:sz w:val="22"/>
-          <w:szCs w:val="22"/>
-        </w:rPr>
-        <w:t xml:space="preserve">Step 2: x_e = ½(t/T₀ + 1 − t/T₀) = ½. Step 3: x_o = ½(t/T₀ − 1 + t/T₀) = t/T₀ − ½, a ramp from −½ to ½.</w:t>
+        <w:t xml:space="preserve">Given: x(t) = t/T₀ for 0 ≤ t &lt; T₀, repeated with period T₀ (a sawtooth ramping from 0 to 1); ω₀ = 2π/T₀. Even part x_e(t) = [x(t) + x(−t)]/2, odd part x_o(t) = [x(t) − x(−t)]/2.</w:t>
+      </w:r>
+    </w:p>
+    <w:p>
+      <w:pPr>
+        <w:pStyle w:val="ListParagraph"/>
+        <w:numPr>
+          <w:ilvl w:val="0"/>
+          <w:numId w:val="2"/>
+        </w:numPr>
+        <w:spacing w:after="80"/>
+      </w:pPr>
+      <w:r>
+        <w:rPr>
+          <w:rFonts w:ascii="Calibri" w:cs="Calibri" w:eastAsia="Calibri" w:hAnsi="Calibri"/>
+          <w:sz w:val="22"/>
+          <w:szCs w:val="22"/>
+        </w:rPr>
+        <w:t xml:space="preserve">Step 1 — reverse. For 0 &lt; t &lt; T₀ the point −t is outside the base period, but x repeats every T₀, so x(−t) = x(−t + T₀) = x(T₀ − t) with T₀ − t in (0, T₀). Hence x(−t) = (T₀ − t)/T₀ = 1 − t/T₀.</w:t>
+      </w:r>
+    </w:p>
+    <w:p>
+      <w:pPr>
+        <w:pStyle w:val="ListParagraph"/>
+        <w:numPr>
+          <w:ilvl w:val="0"/>
+          <w:numId w:val="2"/>
+        </w:numPr>
+        <w:spacing w:after="80"/>
+      </w:pPr>
+      <w:r>
+        <w:rPr>
+          <w:rFonts w:ascii="Calibri" w:cs="Calibri" w:eastAsia="Calibri" w:hAnsi="Calibri"/>
+          <w:sz w:val="22"/>
+          <w:szCs w:val="22"/>
+        </w:rPr>
+        <w:t xml:space="preserve">Step 2 — even part: x_e = ½[t/T₀ + 1 − t/T₀] = ½. The t terms cancel.</w:t>
+      </w:r>
+    </w:p>
+    <w:p>
+      <w:pPr>
+        <w:pStyle w:val="ListParagraph"/>
+        <w:numPr>
+          <w:ilvl w:val="0"/>
+          <w:numId w:val="2"/>
+        </w:numPr>
+        <w:spacing w:after="80"/>
+      </w:pPr>
+      <w:r>
+        <w:rPr>
+          <w:rFonts w:ascii="Calibri" w:cs="Calibri" w:eastAsia="Calibri" w:hAnsi="Calibri"/>
+          <w:sz w:val="22"/>
+          <w:szCs w:val="22"/>
+        </w:rPr>
+        <w:t xml:space="preserve">Step 3 — odd part: x_o = ½[t/T₀ − (1 − t/T₀)] = ½[2t/T₀ − 1] = t/T₀ − ½. A ramp from −½ (at t = 0) to +½ (at t = T₀).</w:t>
+      </w:r>
+    </w:p>
+    <w:p>
+      <w:pPr>
+        <w:pStyle w:val="ListParagraph"/>
+        <w:numPr>
+          <w:ilvl w:val="0"/>
+          <w:numId w:val="2"/>
+        </w:numPr>
+        <w:spacing w:after="80"/>
+      </w:pPr>
+      <w:r>
+        <w:rPr>
+          <w:rFonts w:ascii="Calibri" w:cs="Calibri" w:eastAsia="Calibri" w:hAnsi="Calibri"/>
+          <w:sz w:val="22"/>
+          <w:szCs w:val="22"/>
+        </w:rPr>
+        <w:t xml:space="preserve">Check: x_e + x_o = ½ + t/T₀ − ½ = t/T₀ = x ✓. Numbers at t = 0.25T₀: x = 0.25, x(−t) = 0.75, x_e = 0.5, x_o = −0.25 ✓ (x_o(−t) = +0.25 = −x_o(t)).</w:t>
       </w:r>
     </w:p>
     <w:p>
@@ -1799,89 +3135,133 @@
           <w:sz w:val="22"/>
           <w:szCs w:val="22"/>
         </w:rPr>
-        <w:t xml:space="preserve">Step 4: X₀ = (1/T₀)∫_0^{T₀} t/T₀ dt = (1/T₀²)(T₀²/2) = ½.</w:t>
-      </w:r>
-    </w:p>
-    <w:p>
-      <w:pPr>
-        <w:pStyle w:val="ListParagraph"/>
-        <w:numPr>
-          <w:ilvl w:val="0"/>
-          <w:numId w:val="2"/>
-        </w:numPr>
-        <w:spacing w:after="80"/>
-      </w:pPr>
-      <w:r>
-        <w:rPr>
-          <w:rFonts w:ascii="Calibri" w:cs="Calibri" w:eastAsia="Calibri" w:hAnsi="Calibri"/>
-          <w:sz w:val="22"/>
-          <w:szCs w:val="22"/>
-        </w:rPr>
-        <w:t xml:space="preserve">Step 5, k ≠ 0, integration by parts with u = t, dv = e^{−jkω₀t}dt, and e^{−jkω₀T₀} = e^{−j2πk} = 1: ∫_0^{T₀} t e^{−jkω₀t}dt = [t e^{−jkω₀t}/(−jkω₀)]_0^{T₀} + (1/(jkω₀))∫e^{−jkω₀t}dt = jT₀/(kω₀) + 0, using 1/(−j) = j and that the last integral is 0 over whole periods.</w:t>
-      </w:r>
-    </w:p>
-    <w:p>
-      <w:pPr>
-        <w:pStyle w:val="ListParagraph"/>
-        <w:numPr>
-          <w:ilvl w:val="0"/>
-          <w:numId w:val="2"/>
-        </w:numPr>
-        <w:spacing w:after="80"/>
-      </w:pPr>
-      <w:r>
-        <w:rPr>
-          <w:rFonts w:ascii="Calibri" w:cs="Calibri" w:eastAsia="Calibri" w:hAnsi="Calibri"/>
-          <w:sz w:val="22"/>
-          <w:szCs w:val="22"/>
-        </w:rPr>
-        <w:t xml:space="preserve">Step 6: X_k = (1/T₀²)(jT₀/(kω₀)) = j/(kω₀T₀) = j/(2πk).</w:t>
-      </w:r>
-    </w:p>
-    <w:p>
-      <w:pPr>
-        <w:pStyle w:val="ListParagraph"/>
-        <w:numPr>
-          <w:ilvl w:val="0"/>
-          <w:numId w:val="2"/>
-        </w:numPr>
-        <w:spacing w:after="80"/>
-      </w:pPr>
-      <w:r>
-        <w:rPr>
-          <w:rFonts w:ascii="Calibri" w:cs="Calibri" w:eastAsia="Calibri" w:hAnsi="Calibri"/>
-          <w:sz w:val="22"/>
-          <w:szCs w:val="22"/>
-        </w:rPr>
-        <w:t xml:space="preserve">Step 7: Re{X_k} is ½ at k = 0 and 0 otherwise, which is exactly x_e = ½. j Im{X_k} is 0 at k = 0 and j/(2πk) otherwise: imaginary and odd in k, exactly x_o (real, odd, zero mean).</w:t>
-      </w:r>
-    </w:p>
-    <w:p>
-      <w:pPr>
-        <w:pBdr>
-          <w:left w:val="single" w:color="7A1A1A" w:sz="18" w:space="8"/>
-        </w:pBdr>
-        <w:spacing w:after="140" w:before="100"/>
-        <w:ind w:left="360"/>
-      </w:pPr>
-      <w:r>
-        <w:rPr>
-          <w:rFonts w:ascii="Calibri" w:cs="Calibri" w:eastAsia="Calibri" w:hAnsi="Calibri"/>
-          <w:b/>
-          <w:bCs/>
-          <w:color w:val="7A1A1A"/>
-          <w:sz w:val="22"/>
-          <w:szCs w:val="22"/>
-        </w:rPr>
-        <w:t xml:space="preserve">Symmetry rule: </w:t>
-      </w:r>
-      <w:r>
-        <w:rPr>
-          <w:rFonts w:ascii="Calibri" w:cs="Calibri" w:eastAsia="Calibri" w:hAnsi="Calibri"/>
-          <w:sz w:val="22"/>
-          <w:szCs w:val="22"/>
-        </w:rPr>
-        <w:t xml:space="preserve">Even real ⇔ real even coefficients; odd real ⇔ imaginary odd coefficients.</w:t>
+        <w:t xml:space="preserve">Step 4 — DC term: X₀ = (1/T₀)∫₀^{T₀}(t/T₀)dt = (1/T₀²)·[t²/2]₀^{T₀} = (1/T₀²)(T₀²/2) = ½ (the average of a ramp 0 → 1).</w:t>
+      </w:r>
+    </w:p>
+    <w:p>
+      <w:pPr>
+        <w:pStyle w:val="ListParagraph"/>
+        <w:numPr>
+          <w:ilvl w:val="0"/>
+          <w:numId w:val="2"/>
+        </w:numPr>
+        <w:spacing w:after="80"/>
+      </w:pPr>
+      <w:r>
+        <w:rPr>
+          <w:rFonts w:ascii="Calibri" w:cs="Calibri" w:eastAsia="Calibri" w:hAnsi="Calibri"/>
+          <w:sz w:val="22"/>
+          <w:szCs w:val="22"/>
+        </w:rPr>
+        <w:t xml:space="preserve">Step 5 — k ≠ 0: need I = ∫₀^{T₀}t e^{−jkω₀t}dt. Integration by parts, ∫u dv = uv − ∫v du, with u = t (du = dt) and dv = e^{−jkω₀t}dt (v = e^{−jkω₀t}/(−jkω₀)).</w:t>
+      </w:r>
+    </w:p>
+    <w:p>
+      <w:pPr>
+        <w:pStyle w:val="ListParagraph"/>
+        <w:numPr>
+          <w:ilvl w:val="0"/>
+          <w:numId w:val="2"/>
+        </w:numPr>
+        <w:spacing w:after="80"/>
+      </w:pPr>
+      <w:r>
+        <w:rPr>
+          <w:rFonts w:ascii="Calibri" w:cs="Calibri" w:eastAsia="Calibri" w:hAnsi="Calibri"/>
+          <w:sz w:val="22"/>
+          <w:szCs w:val="22"/>
+        </w:rPr>
+        <w:t xml:space="preserve">First piece: [t e^{−jkω₀t}/(−jkω₀)]₀^{T₀} = T₀e^{−jkω₀T₀}/(−jkω₀) − 0. Since ω₀T₀ = 2π, e^{−jkω₀T₀} = e^{−j2πk} = 1 (k integer). So this is T₀/(−jkω₀) = jT₀/(kω₀), using 1/(−j) = j.</w:t>
+      </w:r>
+    </w:p>
+    <w:p>
+      <w:pPr>
+        <w:pStyle w:val="ListParagraph"/>
+        <w:numPr>
+          <w:ilvl w:val="0"/>
+          <w:numId w:val="2"/>
+        </w:numPr>
+        <w:spacing w:after="80"/>
+      </w:pPr>
+      <w:r>
+        <w:rPr>
+          <w:rFonts w:ascii="Calibri" w:cs="Calibri" w:eastAsia="Calibri" w:hAnsi="Calibri"/>
+          <w:sz w:val="22"/>
+          <w:szCs w:val="22"/>
+        </w:rPr>
+        <w:t xml:space="preserve">Second piece: −∫v du = −∫₀^{T₀}e^{−jkω₀t}/(−jkω₀)dt = (1/(jkω₀))∫₀^{T₀}e^{−jkω₀t}dt, and ∫₀^{T₀}e^{−jkω₀t}dt = 0 (whole periods of a complex sinusoid with k ≠ 0). So I = jT₀/(kω₀) + 0.</w:t>
+      </w:r>
+    </w:p>
+    <w:p>
+      <w:pPr>
+        <w:pStyle w:val="ListParagraph"/>
+        <w:numPr>
+          <w:ilvl w:val="0"/>
+          <w:numId w:val="2"/>
+        </w:numPr>
+        <w:spacing w:after="80"/>
+      </w:pPr>
+      <w:r>
+        <w:rPr>
+          <w:rFonts w:ascii="Calibri" w:cs="Calibri" w:eastAsia="Calibri" w:hAnsi="Calibri"/>
+          <w:sz w:val="22"/>
+          <w:szCs w:val="22"/>
+        </w:rPr>
+        <w:t xml:space="preserve">Step 6 — X_k = (1/T₀)(1/T₀)I = (1/T₀²)(jT₀/(kω₀)) = j/(kω₀T₀) = j/(2πk), since ω₀T₀ = 2π. Numbers: X₁ = j/(2π) = 0.1592j, X₂ = 0.0796j, X₃ = 0.0531j; X₋₁ = −0.1592j (numpy integral agrees).</w:t>
+      </w:r>
+    </w:p>
+    <w:p>
+      <w:pPr>
+        <w:pStyle w:val="ListParagraph"/>
+        <w:numPr>
+          <w:ilvl w:val="0"/>
+          <w:numId w:val="2"/>
+        </w:numPr>
+        <w:spacing w:after="80"/>
+      </w:pPr>
+      <w:r>
+        <w:rPr>
+          <w:rFonts w:ascii="Calibri" w:cs="Calibri" w:eastAsia="Calibri" w:hAnsi="Calibri"/>
+          <w:sz w:val="22"/>
+          <w:szCs w:val="22"/>
+        </w:rPr>
+        <w:t xml:space="preserve">Step 7 — split into Re and Im. Re{X_k}: ½ at k = 0, 0 for k ≠ 0, which are the coefficients of the constant x_e = ½ ✓. j Im{X_k}: 0 at k = 0 and j/(2πk) for k ≠ 0: purely imaginary, odd in k, which are the coefficients of x_o (real, odd, zero mean) ✓.</w:t>
+      </w:r>
+    </w:p>
+    <w:p>
+      <w:pPr>
+        <w:pStyle w:val="ListParagraph"/>
+        <w:numPr>
+          <w:ilvl w:val="0"/>
+          <w:numId w:val="2"/>
+        </w:numPr>
+        <w:spacing w:after="80"/>
+      </w:pPr>
+      <w:r>
+        <w:rPr>
+          <w:rFonts w:ascii="Calibri" w:cs="Calibri" w:eastAsia="Calibri" w:hAnsi="Calibri"/>
+          <w:sz w:val="22"/>
+          <w:szCs w:val="22"/>
+        </w:rPr>
+        <w:t xml:space="preserve">Check against slide 5: X^{(e)}_k = (X_k + X_{−k})/2 = (j/(2πk) + j/(−2πk))/2 = 0 for k ≠ 0 ✓.</w:t>
+      </w:r>
+    </w:p>
+    <w:p>
+      <w:pPr>
+        <w:pStyle w:val="ListParagraph"/>
+        <w:numPr>
+          <w:ilvl w:val="0"/>
+          <w:numId w:val="2"/>
+        </w:numPr>
+        <w:spacing w:after="80"/>
+      </w:pPr>
+      <w:r>
+        <w:rPr>
+          <w:rFonts w:ascii="Calibri" w:cs="Calibri" w:eastAsia="Calibri" w:hAnsi="Calibri"/>
+          <w:sz w:val="22"/>
+          <w:szCs w:val="22"/>
+        </w:rPr>
+        <w:t xml:space="preserve">Symmetry rule: Even real ⇔ real even coefficients; odd real ⇔ imaginary odd coefficients.</w:t>
       </w:r>
     </w:p>
     <w:p>
@@ -1929,7 +3309,7 @@
           <w:sz w:val="22"/>
           <w:szCs w:val="22"/>
         </w:rPr>
-        <w:t xml:space="preserve">Time hint ≈ 7 min. s is the centered pulse train of duty ½ from Lecture 19 (S₀ = ½, S_m = sin(mπ/2)/(mπ)); y(t) = s(t) sin(ω₀t).</w:t>
+        <w:t xml:space="preserve">Time hint ≈ 7 min. Given: s(t) = centered pulse train of duty ½ (S₀ = ½, S_m = sin(mπ/2)/(mπ)); y(t) = s(t) sin ω₀t.</w:t>
       </w:r>
     </w:p>
     <w:p>
@@ -1965,7 +3345,25 @@
           <w:sz w:val="22"/>
           <w:szCs w:val="22"/>
         </w:rPr>
-        <w:t xml:space="preserve">Give five minutes alone, then show the next slide.</w:t>
+        <w:t xml:space="preserve">Hints to give if the class stalls: Euler is sin θ = (e^{jθ} − e^{−jθ})/(2j); 1/j = −j; modulation is Y_k = X_{k−K}; S_m = 0 for even m ≠ 0; S_{±1} = 1/π, S_{±3} = −1/(3π), S_{±5} = 1/(5π).</w:t>
+      </w:r>
+    </w:p>
+    <w:p>
+      <w:pPr>
+        <w:pStyle w:val="ListParagraph"/>
+        <w:numPr>
+          <w:ilvl w:val="0"/>
+          <w:numId w:val="2"/>
+        </w:numPr>
+        <w:spacing w:after="80"/>
+      </w:pPr>
+      <w:r>
+        <w:rPr>
+          <w:rFonts w:ascii="Calibri" w:cs="Calibri" w:eastAsia="Calibri" w:hAnsi="Calibri"/>
+          <w:sz w:val="22"/>
+          <w:szCs w:val="22"/>
+        </w:rPr>
+        <w:t xml:space="preserve">Give five minutes alone, then show the next slide. Answers to compare: Y₀ = 0, Y₁ = −j/4, Y₋₁ = +j/4, Y₂ = −0.212j, Y₃ = 0, Y₄ = +0.085j.</w:t>
       </w:r>
     </w:p>
     <w:p>
@@ -2013,43 +3411,169 @@
           <w:sz w:val="22"/>
           <w:szCs w:val="22"/>
         </w:rPr>
-        <w:t xml:space="preserve">y = (1/2j)[s e^{jω₀t} − s e^{−jω₀t}], so by modulation with K = ±1: Y_k = (1/2j)(S_{k−1} − S_{k+1}).</w:t>
-      </w:r>
-    </w:p>
-    <w:p>
-      <w:pPr>
-        <w:pStyle w:val="ListParagraph"/>
-        <w:numPr>
-          <w:ilvl w:val="0"/>
-          <w:numId w:val="2"/>
-        </w:numPr>
-        <w:spacing w:after="80"/>
-      </w:pPr>
-      <w:r>
-        <w:rPr>
-          <w:rFonts w:ascii="Calibri" w:cs="Calibri" w:eastAsia="Calibri" w:hAnsi="Calibri"/>
-          <w:sz w:val="22"/>
-          <w:szCs w:val="22"/>
-        </w:rPr>
-        <w:t xml:space="preserve">Input values: S₀ = ½, S_{±1} = 1/π = 0.3183, S_{±2} = S_{±4} = 0, S_{±3} = −1/(3π) = −0.1061, S_{±5} = 1/(5π) = 0.0637.</w:t>
-      </w:r>
-    </w:p>
-    <w:p>
-      <w:pPr>
-        <w:pStyle w:val="ListParagraph"/>
-        <w:numPr>
-          <w:ilvl w:val="0"/>
-          <w:numId w:val="2"/>
-        </w:numPr>
-        <w:spacing w:after="80"/>
-      </w:pPr>
-      <w:r>
-        <w:rPr>
-          <w:rFonts w:ascii="Calibri" w:cs="Calibri" w:eastAsia="Calibri" w:hAnsi="Calibri"/>
-          <w:sz w:val="22"/>
-          <w:szCs w:val="22"/>
-        </w:rPr>
-        <w:t xml:space="preserve">Y₀ = (S₋₁ − S₁)/(2j) = 0. Y₁ = (S₀ − S₂)/(2j) = (½)/(2j) = −j/4 (1/j = −j). Y₋₁ = (S₋₂ − S₀)/(2j) = +j/4. Y₂ = (S₁ − S₃)/(2j) = (4/(3π))/(2j) = −2j/(3π) = −0.212j. Y₃ = (S₂ − S₄)/(2j) = 0. Y₄ = (S₃ − S₅)/(2j) = (−8/(15π))/(2j) = +4j/(15π) = +0.085j.</w:t>
+        <w:t xml:space="preserve">Step 1 — Euler: sin ω₀t = (e^{jω₀t} − e^{−jω₀t})/(2j), so y(t) = (1/2j)[s(t)e^{jω₀t} − s(t)e^{−jω₀t}].</w:t>
+      </w:r>
+    </w:p>
+    <w:p>
+      <w:pPr>
+        <w:pStyle w:val="ListParagraph"/>
+        <w:numPr>
+          <w:ilvl w:val="0"/>
+          <w:numId w:val="2"/>
+        </w:numPr>
+        <w:spacing w:after="80"/>
+      </w:pPr>
+      <w:r>
+        <w:rPr>
+          <w:rFonts w:ascii="Calibri" w:cs="Calibri" w:eastAsia="Calibri" w:hAnsi="Calibri"/>
+          <w:sz w:val="22"/>
+          <w:szCs w:val="22"/>
+        </w:rPr>
+        <w:t xml:space="preserve">Step 2 — modulation: s e^{jω₀t} (K = +1) has coefficients S_{k−1}; s e^{−jω₀t} (K = −1) has S_{k+1}. Hence Y_k = (1/(2j))(S_{k−1} − S_{k+1}). Remember 1/(2j) = −j/2.</w:t>
+      </w:r>
+    </w:p>
+    <w:p>
+      <w:pPr>
+        <w:pStyle w:val="ListParagraph"/>
+        <w:numPr>
+          <w:ilvl w:val="0"/>
+          <w:numId w:val="2"/>
+        </w:numPr>
+        <w:spacing w:after="80"/>
+      </w:pPr>
+      <w:r>
+        <w:rPr>
+          <w:rFonts w:ascii="Calibri" w:cs="Calibri" w:eastAsia="Calibri" w:hAnsi="Calibri"/>
+          <w:sz w:val="22"/>
+          <w:szCs w:val="22"/>
+        </w:rPr>
+        <w:t xml:space="preserve">Step 3 — input values: S₀ = ½; S_{±1} = 1/π = 0.3183; S_{±2} = S_{±4} = 0 (sin(mπ/2) = 0, m even); S_{±3} = sin(3π/2)/(3π) = −1/(3π) = −0.1061; S_{±5} = sin(5π/2)/(5π) = 1/(5π) = 0.0637.</w:t>
+      </w:r>
+    </w:p>
+    <w:p>
+      <w:pPr>
+        <w:pStyle w:val="ListParagraph"/>
+        <w:numPr>
+          <w:ilvl w:val="0"/>
+          <w:numId w:val="2"/>
+        </w:numPr>
+        <w:spacing w:after="80"/>
+      </w:pPr>
+      <w:r>
+        <w:rPr>
+          <w:rFonts w:ascii="Calibri" w:cs="Calibri" w:eastAsia="Calibri" w:hAnsi="Calibri"/>
+          <w:sz w:val="22"/>
+          <w:szCs w:val="22"/>
+        </w:rPr>
+        <w:t xml:space="preserve">Step 4, k = 0 — Y₀ = (S₋₁ − S₁)/(2j) = (0.3183 − 0.3183)/(2j) = 0.</w:t>
+      </w:r>
+    </w:p>
+    <w:p>
+      <w:pPr>
+        <w:pStyle w:val="ListParagraph"/>
+        <w:numPr>
+          <w:ilvl w:val="0"/>
+          <w:numId w:val="2"/>
+        </w:numPr>
+        <w:spacing w:after="80"/>
+      </w:pPr>
+      <w:r>
+        <w:rPr>
+          <w:rFonts w:ascii="Calibri" w:cs="Calibri" w:eastAsia="Calibri" w:hAnsi="Calibri"/>
+          <w:sz w:val="22"/>
+          <w:szCs w:val="22"/>
+        </w:rPr>
+        <w:t xml:space="preserve">k = 1 — Y₁ = (S₀ − S₂)/(2j) = (½ − 0)/(2j) = 1/(4j) = −j/4 = −0.25j.</w:t>
+      </w:r>
+    </w:p>
+    <w:p>
+      <w:pPr>
+        <w:pStyle w:val="ListParagraph"/>
+        <w:numPr>
+          <w:ilvl w:val="0"/>
+          <w:numId w:val="2"/>
+        </w:numPr>
+        <w:spacing w:after="80"/>
+      </w:pPr>
+      <w:r>
+        <w:rPr>
+          <w:rFonts w:ascii="Calibri" w:cs="Calibri" w:eastAsia="Calibri" w:hAnsi="Calibri"/>
+          <w:sz w:val="22"/>
+          <w:szCs w:val="22"/>
+        </w:rPr>
+        <w:t xml:space="preserve">k = −1 — Y₋₁ = (S₋₂ − S₀)/(2j) = (0 − ½)/(2j) = −1/(4j) = +j/4.</w:t>
+      </w:r>
+    </w:p>
+    <w:p>
+      <w:pPr>
+        <w:pStyle w:val="ListParagraph"/>
+        <w:numPr>
+          <w:ilvl w:val="0"/>
+          <w:numId w:val="2"/>
+        </w:numPr>
+        <w:spacing w:after="80"/>
+      </w:pPr>
+      <w:r>
+        <w:rPr>
+          <w:rFonts w:ascii="Calibri" w:cs="Calibri" w:eastAsia="Calibri" w:hAnsi="Calibri"/>
+          <w:sz w:val="22"/>
+          <w:szCs w:val="22"/>
+        </w:rPr>
+        <w:t xml:space="preserve">k = 2 — Y₂ = (S₁ − S₃)/(2j) = (1/π + 1/(3π))/(2j) = (4/(3π))/(2j) = 2/(3πj) = −2j/(3π) = −0.2122j.</w:t>
+      </w:r>
+    </w:p>
+    <w:p>
+      <w:pPr>
+        <w:pStyle w:val="ListParagraph"/>
+        <w:numPr>
+          <w:ilvl w:val="0"/>
+          <w:numId w:val="2"/>
+        </w:numPr>
+        <w:spacing w:after="80"/>
+      </w:pPr>
+      <w:r>
+        <w:rPr>
+          <w:rFonts w:ascii="Calibri" w:cs="Calibri" w:eastAsia="Calibri" w:hAnsi="Calibri"/>
+          <w:sz w:val="22"/>
+          <w:szCs w:val="22"/>
+        </w:rPr>
+        <w:t xml:space="preserve">k = 3 — Y₃ = (S₂ − S₄)/(2j) = (0 − 0)/(2j) = 0.</w:t>
+      </w:r>
+    </w:p>
+    <w:p>
+      <w:pPr>
+        <w:pStyle w:val="ListParagraph"/>
+        <w:numPr>
+          <w:ilvl w:val="0"/>
+          <w:numId w:val="2"/>
+        </w:numPr>
+        <w:spacing w:after="80"/>
+      </w:pPr>
+      <w:r>
+        <w:rPr>
+          <w:rFonts w:ascii="Calibri" w:cs="Calibri" w:eastAsia="Calibri" w:hAnsi="Calibri"/>
+          <w:sz w:val="22"/>
+          <w:szCs w:val="22"/>
+        </w:rPr>
+        <w:t xml:space="preserve">k = 4 — Y₄ = (S₃ − S₅)/(2j) = (−1/(3π) − 1/(5π))/(2j) = (−8/(15π))/(2j) = −4/(15πj) = +4j/(15π) = +0.0849j.</w:t>
+      </w:r>
+    </w:p>
+    <w:p>
+      <w:pPr>
+        <w:pStyle w:val="ListParagraph"/>
+        <w:numPr>
+          <w:ilvl w:val="0"/>
+          <w:numId w:val="2"/>
+        </w:numPr>
+        <w:spacing w:after="80"/>
+      </w:pPr>
+      <w:r>
+        <w:rPr>
+          <w:rFonts w:ascii="Calibri" w:cs="Calibri" w:eastAsia="Calibri" w:hAnsi="Calibri"/>
+          <w:sz w:val="22"/>
+          <w:szCs w:val="22"/>
+        </w:rPr>
+        <w:t xml:space="preserve">Check: the notebook (cell 6) prints the formula and the numerical integral side by side: k = 0…4 gives 0, −0.25j, −0.2122j, 0, +0.0849j for both.</w:t>
       </w:r>
     </w:p>
     <w:p>
@@ -2097,43 +3621,97 @@
           <w:sz w:val="22"/>
           <w:szCs w:val="22"/>
         </w:rPr>
-        <w:t xml:space="preserve">Symmetry: s even, sin odd, so y is real and odd; Y_k must be purely imaginary and odd in k. Y₋₁ = −Y₁ and Y₀ = 0 agree.</w:t>
-      </w:r>
-    </w:p>
-    <w:p>
-      <w:pPr>
-        <w:pStyle w:val="ListParagraph"/>
-        <w:numPr>
-          <w:ilvl w:val="0"/>
-          <w:numId w:val="2"/>
-        </w:numPr>
-        <w:spacing w:after="80"/>
-      </w:pPr>
-      <w:r>
-        <w:rPr>
-          <w:rFonts w:ascii="Calibri" w:cs="Calibri" w:eastAsia="Calibri" w:hAnsi="Calibri"/>
-          <w:sz w:val="22"/>
-          <w:szCs w:val="22"/>
-        </w:rPr>
-        <w:t xml:space="preserve">Direct integral for k = 1: Y₁ = (1/T₀)∫_{−T₀/4}^{T₀/4} sin ω₀t (cos ω₀t − j sin ω₀t) dt. The sin·cos part is odd and integrates to 0. What remains is −j(1/T₀)∫(1 − cos 2ω₀t)/2 dt = −j(1/T₀)[t/2 − sin(2ω₀t)/(4ω₀)] from −T₀/4 to T₀/4 = −j(1/T₀)(T₀/4) = −j/4, using sin π = 0. ✓</w:t>
-      </w:r>
-    </w:p>
-    <w:p>
-      <w:pPr>
-        <w:pStyle w:val="ListParagraph"/>
-        <w:numPr>
-          <w:ilvl w:val="0"/>
-          <w:numId w:val="2"/>
-        </w:numPr>
-        <w:spacing w:after="80"/>
-      </w:pPr>
-      <w:r>
-        <w:rPr>
-          <w:rFonts w:ascii="Calibri" w:cs="Calibri" w:eastAsia="Calibri" w:hAnsi="Calibri"/>
-          <w:sz w:val="22"/>
-          <w:szCs w:val="22"/>
-        </w:rPr>
-        <w:t xml:space="preserve">Figure: top, y(t) (odd); bottom, Im Y_k with −0.25 at k = 1, −0.212 at k = 2, 0 at k = ±3 (Re Y_k = 0). These match the numbers on the previous slide and the notebook-style numerical integration.</w:t>
+        <w:t xml:space="preserve">Check 1 — symmetry. s is even, sin is odd, so y(−t) = s(−t)sin(−ω₀t) = −y(t): y is real and odd. The rule says Y_k is purely imaginary and odd in k. Our values: Y₋₁ = +j/4 = −Y₁ ✓, Y₀ = 0 ✓ (odd means Y₀ = −Y₀), all imaginary ✓.</w:t>
+      </w:r>
+    </w:p>
+    <w:p>
+      <w:pPr>
+        <w:pStyle w:val="ListParagraph"/>
+        <w:numPr>
+          <w:ilvl w:val="0"/>
+          <w:numId w:val="2"/>
+        </w:numPr>
+        <w:spacing w:after="80"/>
+      </w:pPr>
+      <w:r>
+        <w:rPr>
+          <w:rFonts w:ascii="Calibri" w:cs="Calibri" w:eastAsia="Calibri" w:hAnsi="Calibri"/>
+          <w:sz w:val="22"/>
+          <w:szCs w:val="22"/>
+        </w:rPr>
+        <w:t xml:space="preserve">Check 2 — direct integral for k = 1 (period [−T₀/4, T₀/4] is where s = 1). Step 1: Y₁ = (1/T₀)∫_{−T₀/4}^{T₀/4} sin(ω₀t)e^{−jω₀t}dt, with e^{−jω₀t} = cos ω₀t − j sin ω₀t.</w:t>
+      </w:r>
+    </w:p>
+    <w:p>
+      <w:pPr>
+        <w:pStyle w:val="ListParagraph"/>
+        <w:numPr>
+          <w:ilvl w:val="0"/>
+          <w:numId w:val="2"/>
+        </w:numPr>
+        <w:spacing w:after="80"/>
+      </w:pPr>
+      <w:r>
+        <w:rPr>
+          <w:rFonts w:ascii="Calibri" w:cs="Calibri" w:eastAsia="Calibri" w:hAnsi="Calibri"/>
+          <w:sz w:val="22"/>
+          <w:szCs w:val="22"/>
+        </w:rPr>
+        <w:t xml:space="preserve">Step 2 — expand: sin ω₀t(cos ω₀t − j sin ω₀t) = sin ω₀t cos ω₀t − j sin²ω₀t. The first term is odd in t, so it integrates to 0 over the symmetric interval.</w:t>
+      </w:r>
+    </w:p>
+    <w:p>
+      <w:pPr>
+        <w:pStyle w:val="ListParagraph"/>
+        <w:numPr>
+          <w:ilvl w:val="0"/>
+          <w:numId w:val="2"/>
+        </w:numPr>
+        <w:spacing w:after="80"/>
+      </w:pPr>
+      <w:r>
+        <w:rPr>
+          <w:rFonts w:ascii="Calibri" w:cs="Calibri" w:eastAsia="Calibri" w:hAnsi="Calibri"/>
+          <w:sz w:val="22"/>
+          <w:szCs w:val="22"/>
+        </w:rPr>
+        <w:t xml:space="preserve">Step 3 — sin²θ = (1 − cos 2θ)/2: Y₁ = −j(1/T₀)∫(1 − cos 2ω₀t)/2 dt = −j(1/T₀)[t/2 − sin(2ω₀t)/(4ω₀)]_{−T₀/4}^{T₀/4}.</w:t>
+      </w:r>
+    </w:p>
+    <w:p>
+      <w:pPr>
+        <w:pStyle w:val="ListParagraph"/>
+        <w:numPr>
+          <w:ilvl w:val="0"/>
+          <w:numId w:val="2"/>
+        </w:numPr>
+        <w:spacing w:after="80"/>
+      </w:pPr>
+      <w:r>
+        <w:rPr>
+          <w:rFonts w:ascii="Calibri" w:cs="Calibri" w:eastAsia="Calibri" w:hAnsi="Calibri"/>
+          <w:sz w:val="22"/>
+          <w:szCs w:val="22"/>
+        </w:rPr>
+        <w:t xml:space="preserve">Step 4 — evaluate: the t/2 part gives T₀/8 − (−T₀/8) = T₀/4. The sine part: sin(2ω₀T₀/4) = sin π = 0 at the upper limit and sin(−π) = 0 at the lower. So Y₁ = −j(1/T₀)(T₀/4) = −j/4 ✓ (matches slide 22).</w:t>
+      </w:r>
+    </w:p>
+    <w:p>
+      <w:pPr>
+        <w:pStyle w:val="ListParagraph"/>
+        <w:numPr>
+          <w:ilvl w:val="0"/>
+          <w:numId w:val="2"/>
+        </w:numPr>
+        <w:spacing w:after="80"/>
+      </w:pPr>
+      <w:r>
+        <w:rPr>
+          <w:rFonts w:ascii="Calibri" w:cs="Calibri" w:eastAsia="Calibri" w:hAnsi="Calibri"/>
+          <w:sz w:val="22"/>
+          <w:szCs w:val="22"/>
+        </w:rPr>
+        <w:t xml:space="preserve">Figure: top, y(t) (odd, positive lobe for 0 &lt; t &lt; T₀/4 and negative for −T₀/4 &lt; t &lt; 0). Bottom, only imaginary stems: Im Y_k = −0.25 at k = 1, −0.212 at k = 2, 0 at k = ±3, with the mirror signs at negative k; Re Y_k = 0 everywhere. They match the previous slide and the numerical integration.</w:t>
       </w:r>
     </w:p>
     <w:p>
@@ -2199,25 +3777,25 @@
           <w:sz w:val="22"/>
           <w:szCs w:val="22"/>
         </w:rPr>
-        <w:t xml:space="preserve">1. Shift sign: x(t − T) ↔ e^{−jkω₀T}X_k, negative exponent and a factor k. A delay makes the phase fall linearly with k.</w:t>
-      </w:r>
-    </w:p>
-    <w:p>
-      <w:pPr>
-        <w:pStyle w:val="ListParagraph"/>
-        <w:numPr>
-          <w:ilvl w:val="0"/>
-          <w:numId w:val="2"/>
-        </w:numPr>
-        <w:spacing w:after="80"/>
-      </w:pPr>
-      <w:r>
-        <w:rPr>
-          <w:rFonts w:ascii="Calibri" w:cs="Calibri" w:eastAsia="Calibri" w:hAnsi="Calibri"/>
-          <w:sz w:val="22"/>
-          <w:szCs w:val="22"/>
-        </w:rPr>
-        <w:t xml:space="preserve">2. Modulation moves the index, not “the frequency by K”: x e^{jKω₀t} ↔ X_{k−K}. For K &gt; 0 the line at k = 0 ends up at k = K (move right).</w:t>
+        <w:t xml:space="preserve">1. Shift sign: x(t − T) ↔ e^{−jkω₀T}X_k, negative exponent and a factor k. A delay makes the phase fall linearly with k. Example: T₀/4 delay of cos ω₀t gives Y₁ = −j/2, not +j/2 (slide 6).</w:t>
+      </w:r>
+    </w:p>
+    <w:p>
+      <w:pPr>
+        <w:pStyle w:val="ListParagraph"/>
+        <w:numPr>
+          <w:ilvl w:val="0"/>
+          <w:numId w:val="2"/>
+        </w:numPr>
+        <w:spacing w:after="80"/>
+      </w:pPr>
+      <w:r>
+        <w:rPr>
+          <w:rFonts w:ascii="Calibri" w:cs="Calibri" w:eastAsia="Calibri" w:hAnsi="Calibri"/>
+          <w:sz w:val="22"/>
+          <w:szCs w:val="22"/>
+        </w:rPr>
+        <w:t xml:space="preserve">2. Modulation moves the index, not “the frequency by K”: x e^{jKω₀t} ↔ X_{k−K}. For K &gt; 0 the line at k = 0 ends up at k = K (move right). Example: 1·e^{j2ω₀t} has its line at k = 2, not k = −2.</w:t>
       </w:r>
     </w:p>
     <w:p>
@@ -2253,7 +3831,7 @@
           <w:sz w:val="22"/>
           <w:szCs w:val="22"/>
         </w:rPr>
-        <w:t xml:space="preserve">4. Real is not even: real gives X_{−k} = X_k*; real and even gives real X_k; real and odd gives imaginary X_k.</w:t>
+        <w:t xml:space="preserve">4. Real is not even: real gives X_{−k} = X_k*; real and even gives real X_k; real and odd gives imaginary X_k. Example: sin ω₀t is real, X₁ = −j/2 is imaginary (odd signal), but cos ω₀t has X₁ = ½ real (even signal).</w:t>
       </w:r>
     </w:p>
     <w:p>
